--- a/docs/assets/attachments/modules/07.-t-test-analysis/07.1-sample-ttest.docx
+++ b/docs/assets/attachments/modules/07.-t-test-analysis/07.1-sample-ttest.docx
@@ -1,6 +1,6 @@
 
 <file path=word/document.xml><?xml version="1.0" encoding="utf-8"?>
-<w:document xmlns:wpc="http://schemas.microsoft.com/office/word/2010/wordprocessingCanvas" xmlns:cx="http://schemas.microsoft.com/office/drawing/2014/chartex" xmlns:cx1="http://schemas.microsoft.com/office/drawing/2015/9/8/chartex" xmlns:cx2="http://schemas.microsoft.com/office/drawing/2015/10/21/chartex" xmlns:cx3="http://schemas.microsoft.com/office/drawing/2016/5/9/chartex" xmlns:cx4="http://schemas.microsoft.com/office/drawing/2016/5/10/chartex" xmlns:cx5="http://schemas.microsoft.com/office/drawing/2016/5/11/chartex" xmlns:cx6="http://schemas.microsoft.com/office/drawing/2016/5/12/chartex" xmlns:cx7="http://schemas.microsoft.com/office/drawing/2016/5/13/chartex" xmlns:cx8="http://schemas.microsoft.com/office/drawing/2016/5/14/chartex" xmlns:mc="http://schemas.openxmlformats.org/markup-compatibility/2006" xmlns:aink="http://schemas.microsoft.com/office/drawing/2016/ink" xmlns:am3d="http://schemas.microsoft.com/office/drawing/2017/model3d" xmlns:o="urn:schemas-microsoft-com:office:office" xmlns:oel="http://schemas.microsoft.com/office/2019/extlst" xmlns:r="http://schemas.openxmlformats.org/officeDocument/2006/relationships" xmlns:m="http://schemas.openxmlformats.org/officeDocument/2006/math" xmlns:v="urn:schemas-microsoft-com:vml" xmlns:wp14="http://schemas.microsoft.com/office/word/2010/wordprocessingDrawing" xmlns:wp="http://schemas.openxmlformats.org/drawingml/2006/wordprocessingDrawing" xmlns:w10="urn:schemas-microsoft-com:office:word" xmlns:w="http://schemas.openxmlformats.org/wordprocessingml/2006/main" xmlns:w14="http://schemas.microsoft.com/office/word/2010/wordml" xmlns:w15="http://schemas.microsoft.com/office/word/2012/wordml" xmlns:w16cex="http://schemas.microsoft.com/office/word/2018/wordml/cex" xmlns:w16cid="http://schemas.microsoft.com/office/word/2016/wordml/cid" xmlns:w16="http://schemas.microsoft.com/office/word/2018/wordml" xmlns:w16du="http://schemas.microsoft.com/office/word/2023/wordml/word16du" xmlns:w16sdtdh="http://schemas.microsoft.com/office/word/2020/wordml/sdtdatahash" xmlns:w16sdtfl="http://schemas.microsoft.com/office/word/2024/wordml/sdtformatlock" xmlns:w16se="http://schemas.microsoft.com/office/word/2015/wordml/symex" xmlns:wpg="http://schemas.microsoft.com/office/word/2010/wordprocessingGroup" xmlns:wpi="http://schemas.microsoft.com/office/word/2010/wordprocessingInk" xmlns:wne="http://schemas.microsoft.com/office/word/2006/wordml" xmlns:wps="http://schemas.microsoft.com/office/word/2010/wordprocessingShape" mc:Ignorable="w14 w15 w16se w16cid w16 w16cex w16sdtdh w16sdtfl w16du wp14">
+<w:document xmlns:wpc="http://schemas.microsoft.com/office/word/2010/wordprocessingCanvas" xmlns:cx="http://schemas.microsoft.com/office/drawing/2014/chartex" xmlns:cx1="http://schemas.microsoft.com/office/drawing/2015/9/8/chartex" xmlns:cx2="http://schemas.microsoft.com/office/drawing/2015/10/21/chartex" xmlns:cx3="http://schemas.microsoft.com/office/drawing/2016/5/9/chartex" xmlns:cx4="http://schemas.microsoft.com/office/drawing/2016/5/10/chartex" xmlns:cx5="http://schemas.microsoft.com/office/drawing/2016/5/11/chartex" xmlns:cx6="http://schemas.microsoft.com/office/drawing/2016/5/12/chartex" xmlns:cx7="http://schemas.microsoft.com/office/drawing/2016/5/13/chartex" xmlns:cx8="http://schemas.microsoft.com/office/drawing/2016/5/14/chartex" xmlns:mc="http://schemas.openxmlformats.org/markup-compatibility/2006" xmlns:m="http://schemas.openxmlformats.org/officeDocument/2006/math" xmlns:aink="http://schemas.microsoft.com/office/drawing/2016/ink" xmlns:am3d="http://schemas.microsoft.com/office/drawing/2017/model3d" xmlns:oel="http://schemas.microsoft.com/office/2019/extlst" xmlns:r="http://schemas.openxmlformats.org/officeDocument/2006/relationships" xmlns:wp14="http://schemas.microsoft.com/office/word/2010/wordprocessingDrawing" xmlns:wp="http://schemas.openxmlformats.org/drawingml/2006/wordprocessingDrawing" xmlns:wpg="http://schemas.microsoft.com/office/word/2010/wordprocessingGroup" xmlns:wpi="http://schemas.microsoft.com/office/word/2010/wordprocessingInk" xmlns:wps="http://schemas.microsoft.com/office/word/2010/wordprocessingShape" xmlns:o="urn:schemas-microsoft-com:office:office" xmlns:v="urn:schemas-microsoft-com:vml" xmlns:w10="urn:schemas-microsoft-com:office:word" xmlns:w="http://schemas.openxmlformats.org/wordprocessingml/2006/main" xmlns:w14="http://schemas.microsoft.com/office/word/2010/wordml" xmlns:w15="http://schemas.microsoft.com/office/word/2012/wordml" xmlns:w16cex="http://schemas.microsoft.com/office/word/2018/wordml/cex" xmlns:w16cid="http://schemas.microsoft.com/office/word/2016/wordml/cid" xmlns:w16="http://schemas.microsoft.com/office/word/2018/wordml" xmlns:w16sdtdh="http://schemas.microsoft.com/office/word/2020/wordml/sdtdatahash" xmlns:w16sdtfl="http://schemas.microsoft.com/office/word/2024/wordml/sdtformatlock" xmlns:w16se="http://schemas.microsoft.com/office/word/2015/wordml/symex" xmlns:w16du="http://schemas.microsoft.com/office/word/2023/wordml/word16du" xmlns:wne="http://schemas.microsoft.com/office/word/2006/wordml" mc:Ignorable="w14 w15 w16se w16cid w16 w16cex w16sdtdh w16sdtfl w16du wp14">
   <w:body>
     <w:p>
       <w:pPr>
@@ -66,15 +66,7 @@
         <w:t>(10 points)</w:t>
       </w:r>
       <w:r>
-        <w:t xml:space="preserve"> and interpret the results </w:t>
-      </w:r>
-      <w:proofErr w:type="gramStart"/>
-      <w:r>
-        <w:t>in light of</w:t>
-      </w:r>
-      <w:proofErr w:type="gramEnd"/>
-      <w:r>
-        <w:t xml:space="preserve"> mean scores and statistical significance </w:t>
+        <w:t xml:space="preserve"> and interpret the results in light of mean scores and statistical significance </w:t>
       </w:r>
       <w:r>
         <w:rPr>
@@ -415,6 +407,9 @@
               <w:t xml:space="preserve"> is 33.58 weeks, </w:t>
             </w:r>
             <w:bookmarkEnd w:id="1"/>
+            <w:r>
+              <w:t>while</w:t>
+            </w:r>
             <w:r>
               <w:t xml:space="preserve"> the average number of w</w:t>
             </w:r>
@@ -509,15 +504,7 @@
         <w:t>(10 points</w:t>
       </w:r>
       <w:r>
-        <w:t xml:space="preserve">) and interpret the results </w:t>
-      </w:r>
-      <w:proofErr w:type="gramStart"/>
-      <w:r>
-        <w:t>in light of</w:t>
-      </w:r>
-      <w:proofErr w:type="gramEnd"/>
-      <w:r>
-        <w:t xml:space="preserve"> mean scores and statistical significance </w:t>
+        <w:t xml:space="preserve">) and interpret the results in light of mean scores and statistical significance </w:t>
       </w:r>
       <w:r>
         <w:rPr>
@@ -844,7 +831,13 @@
               <w:t xml:space="preserve"> in life after death</w:t>
             </w:r>
             <w:r>
-              <w:t xml:space="preserve"> is 42.93 hours; </w:t>
+              <w:t xml:space="preserve"> is 42.93 hours</w:t>
+            </w:r>
+            <w:r>
+              <w:t>, while</w:t>
+            </w:r>
+            <w:r>
+              <w:t xml:space="preserve"> </w:t>
             </w:r>
             <w:bookmarkEnd w:id="4"/>
             <w:r>
@@ -893,7 +886,7 @@
               <w:t xml:space="preserve"> statistically significant way since the p-value is </w:t>
             </w:r>
             <w:r>
-              <w:t>higher</w:t>
+              <w:t>greater</w:t>
             </w:r>
             <w:r>
               <w:t xml:space="preserve"> than 0.05.</w:t>
@@ -1143,7 +1136,55 @@
               <w:rPr>
                 <w:iCs/>
               </w:rPr>
-              <w:t>"0:14=1 [</w:t>
+              <w:t>"0</w:t>
+            </w:r>
+            <w:r>
+              <w:rPr>
+                <w:iCs/>
+              </w:rPr>
+              <w:t xml:space="preserve"> </w:t>
+            </w:r>
+            <w:r>
+              <w:rPr>
+                <w:iCs/>
+              </w:rPr>
+              <w:t>:</w:t>
+            </w:r>
+            <w:r>
+              <w:rPr>
+                <w:iCs/>
+              </w:rPr>
+              <w:t xml:space="preserve"> </w:t>
+            </w:r>
+            <w:r>
+              <w:rPr>
+                <w:iCs/>
+              </w:rPr>
+              <w:t>14</w:t>
+            </w:r>
+            <w:r>
+              <w:rPr>
+                <w:iCs/>
+              </w:rPr>
+              <w:t xml:space="preserve"> </w:t>
+            </w:r>
+            <w:r>
+              <w:rPr>
+                <w:iCs/>
+              </w:rPr>
+              <w:t>=</w:t>
+            </w:r>
+            <w:r>
+              <w:rPr>
+                <w:iCs/>
+              </w:rPr>
+              <w:t xml:space="preserve"> </w:t>
+            </w:r>
+            <w:r>
+              <w:rPr>
+                <w:iCs/>
+              </w:rPr>
+              <w:t>1 [</w:t>
             </w:r>
             <w:r>
               <w:rPr>
@@ -1170,27 +1211,67 @@
               <w:rPr>
                 <w:iCs/>
               </w:rPr>
-              <w:t>15:20=2 [</w:t>
-            </w:r>
-            <w:proofErr w:type="spellStart"/>
+              <w:t>15</w:t>
+            </w:r>
             <w:r>
               <w:rPr>
                 <w:iCs/>
               </w:rPr>
-              <w:t>J</w:t>
+              <w:t xml:space="preserve"> </w:t>
             </w:r>
             <w:r>
               <w:rPr>
                 <w:iCs/>
               </w:rPr>
-              <w:t>igh</w:t>
-            </w:r>
-            <w:proofErr w:type="spellEnd"/>
+              <w:t>:</w:t>
+            </w:r>
             <w:r>
               <w:rPr>
                 <w:iCs/>
               </w:rPr>
-              <w:t xml:space="preserve"> education level]",</w:t>
+              <w:t xml:space="preserve"> </w:t>
+            </w:r>
+            <w:r>
+              <w:rPr>
+                <w:iCs/>
+              </w:rPr>
+              <w:t>20</w:t>
+            </w:r>
+            <w:r>
+              <w:rPr>
+                <w:iCs/>
+              </w:rPr>
+              <w:t xml:space="preserve"> </w:t>
+            </w:r>
+            <w:r>
+              <w:rPr>
+                <w:iCs/>
+              </w:rPr>
+              <w:t>=</w:t>
+            </w:r>
+            <w:r>
+              <w:rPr>
+                <w:iCs/>
+              </w:rPr>
+              <w:t xml:space="preserve"> </w:t>
+            </w:r>
+            <w:r>
+              <w:rPr>
+                <w:iCs/>
+              </w:rPr>
+              <w:t>2 [</w:t>
+            </w:r>
+            <w:r>
+              <w:rPr>
+                <w:iCs/>
+              </w:rPr>
+              <w:t>H</w:t>
+            </w:r>
+            <w:r>
+              <w:rPr>
+                <w:iCs/>
+              </w:rPr>
+              <w:t>igh education level]",</w:t>
             </w:r>
           </w:p>
           <w:p>
@@ -1460,6 +1541,9 @@
               <w:spacing w:after="0"/>
             </w:pPr>
             <w:r>
+              <w:rPr>
+                <w:noProof/>
+              </w:rPr>
               <w:drawing>
                 <wp:inline distT="0" distB="0" distL="0" distR="0" wp14:anchorId="6E23A1A1" wp14:editId="67FCA1CF">
                   <wp:extent cx="4436745" cy="1786255"/>
@@ -1656,15 +1740,7 @@
         <w:t xml:space="preserve">(10 points) </w:t>
       </w:r>
       <w:r>
-        <w:t xml:space="preserve">and interpret the results </w:t>
-      </w:r>
-      <w:proofErr w:type="gramStart"/>
-      <w:r>
-        <w:t>in light of</w:t>
-      </w:r>
-      <w:proofErr w:type="gramEnd"/>
-      <w:r>
-        <w:t xml:space="preserve"> mean scores and statistical significance </w:t>
+        <w:t xml:space="preserve">and interpret the results in light of mean scores and statistical significance </w:t>
       </w:r>
       <w:r>
         <w:rPr>
@@ -1880,6 +1956,9 @@
               <w:spacing w:after="0"/>
             </w:pPr>
             <w:r>
+              <w:rPr>
+                <w:noProof/>
+              </w:rPr>
               <w:drawing>
                 <wp:inline distT="0" distB="0" distL="0" distR="0" wp14:anchorId="00FF0E73" wp14:editId="53DA0DCB">
                   <wp:extent cx="4732020" cy="673735"/>
@@ -1984,11 +2063,14 @@
             </w:r>
             <w:bookmarkEnd w:id="10"/>
             <w:r>
-              <w:t xml:space="preserve">for those who have a low education level is 3.85 hours </w:t>
+              <w:t>for those who have a low education level is 3.85 hours</w:t>
             </w:r>
             <w:bookmarkEnd w:id="11"/>
             <w:r>
-              <w:t>and the average television screen time in hours for those who have a high education level is 2.75 hours.</w:t>
+              <w:t xml:space="preserve">, while </w:t>
+            </w:r>
+            <w:r>
+              <w:t>the average television screen time in hours for those who have a high education level is 2.75 hours.</w:t>
             </w:r>
           </w:p>
           <w:p>
@@ -2023,7 +2105,7 @@
 </file>
 
 <file path=word/endnotes.xml><?xml version="1.0" encoding="utf-8"?>
-<w:endnotes xmlns:wpc="http://schemas.microsoft.com/office/word/2010/wordprocessingCanvas" xmlns:cx="http://schemas.microsoft.com/office/drawing/2014/chartex" xmlns:cx1="http://schemas.microsoft.com/office/drawing/2015/9/8/chartex" xmlns:cx2="http://schemas.microsoft.com/office/drawing/2015/10/21/chartex" xmlns:cx3="http://schemas.microsoft.com/office/drawing/2016/5/9/chartex" xmlns:cx4="http://schemas.microsoft.com/office/drawing/2016/5/10/chartex" xmlns:cx5="http://schemas.microsoft.com/office/drawing/2016/5/11/chartex" xmlns:cx6="http://schemas.microsoft.com/office/drawing/2016/5/12/chartex" xmlns:cx7="http://schemas.microsoft.com/office/drawing/2016/5/13/chartex" xmlns:cx8="http://schemas.microsoft.com/office/drawing/2016/5/14/chartex" xmlns:mc="http://schemas.openxmlformats.org/markup-compatibility/2006" xmlns:aink="http://schemas.microsoft.com/office/drawing/2016/ink" xmlns:am3d="http://schemas.microsoft.com/office/drawing/2017/model3d" xmlns:o="urn:schemas-microsoft-com:office:office" xmlns:oel="http://schemas.microsoft.com/office/2019/extlst" xmlns:r="http://schemas.openxmlformats.org/officeDocument/2006/relationships" xmlns:m="http://schemas.openxmlformats.org/officeDocument/2006/math" xmlns:v="urn:schemas-microsoft-com:vml" xmlns:wp14="http://schemas.microsoft.com/office/word/2010/wordprocessingDrawing" xmlns:wp="http://schemas.openxmlformats.org/drawingml/2006/wordprocessingDrawing" xmlns:w10="urn:schemas-microsoft-com:office:word" xmlns:w="http://schemas.openxmlformats.org/wordprocessingml/2006/main" xmlns:w14="http://schemas.microsoft.com/office/word/2010/wordml" xmlns:w15="http://schemas.microsoft.com/office/word/2012/wordml" xmlns:w16cex="http://schemas.microsoft.com/office/word/2018/wordml/cex" xmlns:w16cid="http://schemas.microsoft.com/office/word/2016/wordml/cid" xmlns:w16="http://schemas.microsoft.com/office/word/2018/wordml" xmlns:w16du="http://schemas.microsoft.com/office/word/2023/wordml/word16du" xmlns:w16sdtdh="http://schemas.microsoft.com/office/word/2020/wordml/sdtdatahash" xmlns:w16sdtfl="http://schemas.microsoft.com/office/word/2024/wordml/sdtformatlock" xmlns:w16se="http://schemas.microsoft.com/office/word/2015/wordml/symex" xmlns:wpg="http://schemas.microsoft.com/office/word/2010/wordprocessingGroup" xmlns:wpi="http://schemas.microsoft.com/office/word/2010/wordprocessingInk" xmlns:wne="http://schemas.microsoft.com/office/word/2006/wordml" xmlns:wps="http://schemas.microsoft.com/office/word/2010/wordprocessingShape" mc:Ignorable="w14 w15 w16se w16cid w16 w16cex w16sdtdh w16sdtfl w16du wp14">
+<w:endnotes xmlns:wpc="http://schemas.microsoft.com/office/word/2010/wordprocessingCanvas" xmlns:cx="http://schemas.microsoft.com/office/drawing/2014/chartex" xmlns:cx1="http://schemas.microsoft.com/office/drawing/2015/9/8/chartex" xmlns:cx2="http://schemas.microsoft.com/office/drawing/2015/10/21/chartex" xmlns:cx3="http://schemas.microsoft.com/office/drawing/2016/5/9/chartex" xmlns:cx4="http://schemas.microsoft.com/office/drawing/2016/5/10/chartex" xmlns:cx5="http://schemas.microsoft.com/office/drawing/2016/5/11/chartex" xmlns:cx6="http://schemas.microsoft.com/office/drawing/2016/5/12/chartex" xmlns:cx7="http://schemas.microsoft.com/office/drawing/2016/5/13/chartex" xmlns:cx8="http://schemas.microsoft.com/office/drawing/2016/5/14/chartex" xmlns:mc="http://schemas.openxmlformats.org/markup-compatibility/2006" xmlns:m="http://schemas.openxmlformats.org/officeDocument/2006/math" xmlns:aink="http://schemas.microsoft.com/office/drawing/2016/ink" xmlns:am3d="http://schemas.microsoft.com/office/drawing/2017/model3d" xmlns:oel="http://schemas.microsoft.com/office/2019/extlst" xmlns:r="http://schemas.openxmlformats.org/officeDocument/2006/relationships" xmlns:wp14="http://schemas.microsoft.com/office/word/2010/wordprocessingDrawing" xmlns:wp="http://schemas.openxmlformats.org/drawingml/2006/wordprocessingDrawing" xmlns:wpg="http://schemas.microsoft.com/office/word/2010/wordprocessingGroup" xmlns:wpi="http://schemas.microsoft.com/office/word/2010/wordprocessingInk" xmlns:wps="http://schemas.microsoft.com/office/word/2010/wordprocessingShape" xmlns:o="urn:schemas-microsoft-com:office:office" xmlns:v="urn:schemas-microsoft-com:vml" xmlns:w10="urn:schemas-microsoft-com:office:word" xmlns:w="http://schemas.openxmlformats.org/wordprocessingml/2006/main" xmlns:w14="http://schemas.microsoft.com/office/word/2010/wordml" xmlns:w15="http://schemas.microsoft.com/office/word/2012/wordml" xmlns:w16cex="http://schemas.microsoft.com/office/word/2018/wordml/cex" xmlns:w16cid="http://schemas.microsoft.com/office/word/2016/wordml/cid" xmlns:w16="http://schemas.microsoft.com/office/word/2018/wordml" xmlns:w16sdtdh="http://schemas.microsoft.com/office/word/2020/wordml/sdtdatahash" xmlns:w16sdtfl="http://schemas.microsoft.com/office/word/2024/wordml/sdtformatlock" xmlns:w16se="http://schemas.microsoft.com/office/word/2015/wordml/symex" xmlns:w16du="http://schemas.microsoft.com/office/word/2023/wordml/word16du" xmlns:wne="http://schemas.microsoft.com/office/word/2006/wordml" mc:Ignorable="w14 w15 w16se w16cid w16 w16cex w16sdtdh w16sdtfl w16du wp14">
   <w:endnote w:type="separator" w:id="-1">
     <w:p>
       <w:r>
@@ -2042,7 +2124,7 @@
 </file>
 
 <file path=word/footer1.xml><?xml version="1.0" encoding="utf-8"?>
-<w:ftr xmlns:wpc="http://schemas.microsoft.com/office/word/2010/wordprocessingCanvas" xmlns:cx="http://schemas.microsoft.com/office/drawing/2014/chartex" xmlns:cx1="http://schemas.microsoft.com/office/drawing/2015/9/8/chartex" xmlns:cx2="http://schemas.microsoft.com/office/drawing/2015/10/21/chartex" xmlns:cx3="http://schemas.microsoft.com/office/drawing/2016/5/9/chartex" xmlns:cx4="http://schemas.microsoft.com/office/drawing/2016/5/10/chartex" xmlns:cx5="http://schemas.microsoft.com/office/drawing/2016/5/11/chartex" xmlns:cx6="http://schemas.microsoft.com/office/drawing/2016/5/12/chartex" xmlns:cx7="http://schemas.microsoft.com/office/drawing/2016/5/13/chartex" xmlns:cx8="http://schemas.microsoft.com/office/drawing/2016/5/14/chartex" xmlns:mc="http://schemas.openxmlformats.org/markup-compatibility/2006" xmlns:aink="http://schemas.microsoft.com/office/drawing/2016/ink" xmlns:am3d="http://schemas.microsoft.com/office/drawing/2017/model3d" xmlns:o="urn:schemas-microsoft-com:office:office" xmlns:oel="http://schemas.microsoft.com/office/2019/extlst" xmlns:r="http://schemas.openxmlformats.org/officeDocument/2006/relationships" xmlns:m="http://schemas.openxmlformats.org/officeDocument/2006/math" xmlns:v="urn:schemas-microsoft-com:vml" xmlns:wp14="http://schemas.microsoft.com/office/word/2010/wordprocessingDrawing" xmlns:wp="http://schemas.openxmlformats.org/drawingml/2006/wordprocessingDrawing" xmlns:w10="urn:schemas-microsoft-com:office:word" xmlns:w="http://schemas.openxmlformats.org/wordprocessingml/2006/main" xmlns:w14="http://schemas.microsoft.com/office/word/2010/wordml" xmlns:w15="http://schemas.microsoft.com/office/word/2012/wordml" xmlns:w16cex="http://schemas.microsoft.com/office/word/2018/wordml/cex" xmlns:w16cid="http://schemas.microsoft.com/office/word/2016/wordml/cid" xmlns:w16="http://schemas.microsoft.com/office/word/2018/wordml" xmlns:w16du="http://schemas.microsoft.com/office/word/2023/wordml/word16du" xmlns:w16sdtdh="http://schemas.microsoft.com/office/word/2020/wordml/sdtdatahash" xmlns:w16sdtfl="http://schemas.microsoft.com/office/word/2024/wordml/sdtformatlock" xmlns:w16se="http://schemas.microsoft.com/office/word/2015/wordml/symex" xmlns:wpg="http://schemas.microsoft.com/office/word/2010/wordprocessingGroup" xmlns:wpi="http://schemas.microsoft.com/office/word/2010/wordprocessingInk" xmlns:wne="http://schemas.microsoft.com/office/word/2006/wordml" xmlns:wps="http://schemas.microsoft.com/office/word/2010/wordprocessingShape" mc:Ignorable="w14 w15 w16se w16cid w16 w16cex w16sdtdh w16sdtfl w16du wp14">
+<w:ftr xmlns:wpc="http://schemas.microsoft.com/office/word/2010/wordprocessingCanvas" xmlns:cx="http://schemas.microsoft.com/office/drawing/2014/chartex" xmlns:cx1="http://schemas.microsoft.com/office/drawing/2015/9/8/chartex" xmlns:cx2="http://schemas.microsoft.com/office/drawing/2015/10/21/chartex" xmlns:cx3="http://schemas.microsoft.com/office/drawing/2016/5/9/chartex" xmlns:cx4="http://schemas.microsoft.com/office/drawing/2016/5/10/chartex" xmlns:cx5="http://schemas.microsoft.com/office/drawing/2016/5/11/chartex" xmlns:cx6="http://schemas.microsoft.com/office/drawing/2016/5/12/chartex" xmlns:cx7="http://schemas.microsoft.com/office/drawing/2016/5/13/chartex" xmlns:cx8="http://schemas.microsoft.com/office/drawing/2016/5/14/chartex" xmlns:mc="http://schemas.openxmlformats.org/markup-compatibility/2006" xmlns:m="http://schemas.openxmlformats.org/officeDocument/2006/math" xmlns:aink="http://schemas.microsoft.com/office/drawing/2016/ink" xmlns:am3d="http://schemas.microsoft.com/office/drawing/2017/model3d" xmlns:oel="http://schemas.microsoft.com/office/2019/extlst" xmlns:r="http://schemas.openxmlformats.org/officeDocument/2006/relationships" xmlns:wp14="http://schemas.microsoft.com/office/word/2010/wordprocessingDrawing" xmlns:wp="http://schemas.openxmlformats.org/drawingml/2006/wordprocessingDrawing" xmlns:wpg="http://schemas.microsoft.com/office/word/2010/wordprocessingGroup" xmlns:wpi="http://schemas.microsoft.com/office/word/2010/wordprocessingInk" xmlns:wps="http://schemas.microsoft.com/office/word/2010/wordprocessingShape" xmlns:o="urn:schemas-microsoft-com:office:office" xmlns:v="urn:schemas-microsoft-com:vml" xmlns:w10="urn:schemas-microsoft-com:office:word" xmlns:w="http://schemas.openxmlformats.org/wordprocessingml/2006/main" xmlns:w14="http://schemas.microsoft.com/office/word/2010/wordml" xmlns:w15="http://schemas.microsoft.com/office/word/2012/wordml" xmlns:w16cex="http://schemas.microsoft.com/office/word/2018/wordml/cex" xmlns:w16cid="http://schemas.microsoft.com/office/word/2016/wordml/cid" xmlns:w16="http://schemas.microsoft.com/office/word/2018/wordml" xmlns:w16sdtdh="http://schemas.microsoft.com/office/word/2020/wordml/sdtdatahash" xmlns:w16sdtfl="http://schemas.microsoft.com/office/word/2024/wordml/sdtformatlock" xmlns:w16se="http://schemas.microsoft.com/office/word/2015/wordml/symex" xmlns:w16du="http://schemas.microsoft.com/office/word/2023/wordml/word16du" xmlns:wne="http://schemas.microsoft.com/office/word/2006/wordml" mc:Ignorable="w14 w15 w16se w16cid w16 w16cex w16sdtdh w16sdtfl w16du wp14">
   <w:sdt>
     <w:sdtPr>
       <w:rPr>
@@ -2100,7 +2182,7 @@
 </file>
 
 <file path=word/footer2.xml><?xml version="1.0" encoding="utf-8"?>
-<w:ftr xmlns:wpc="http://schemas.microsoft.com/office/word/2010/wordprocessingCanvas" xmlns:cx="http://schemas.microsoft.com/office/drawing/2014/chartex" xmlns:cx1="http://schemas.microsoft.com/office/drawing/2015/9/8/chartex" xmlns:cx2="http://schemas.microsoft.com/office/drawing/2015/10/21/chartex" xmlns:cx3="http://schemas.microsoft.com/office/drawing/2016/5/9/chartex" xmlns:cx4="http://schemas.microsoft.com/office/drawing/2016/5/10/chartex" xmlns:cx5="http://schemas.microsoft.com/office/drawing/2016/5/11/chartex" xmlns:cx6="http://schemas.microsoft.com/office/drawing/2016/5/12/chartex" xmlns:cx7="http://schemas.microsoft.com/office/drawing/2016/5/13/chartex" xmlns:cx8="http://schemas.microsoft.com/office/drawing/2016/5/14/chartex" xmlns:mc="http://schemas.openxmlformats.org/markup-compatibility/2006" xmlns:aink="http://schemas.microsoft.com/office/drawing/2016/ink" xmlns:am3d="http://schemas.microsoft.com/office/drawing/2017/model3d" xmlns:o="urn:schemas-microsoft-com:office:office" xmlns:oel="http://schemas.microsoft.com/office/2019/extlst" xmlns:r="http://schemas.openxmlformats.org/officeDocument/2006/relationships" xmlns:m="http://schemas.openxmlformats.org/officeDocument/2006/math" xmlns:v="urn:schemas-microsoft-com:vml" xmlns:wp14="http://schemas.microsoft.com/office/word/2010/wordprocessingDrawing" xmlns:wp="http://schemas.openxmlformats.org/drawingml/2006/wordprocessingDrawing" xmlns:w10="urn:schemas-microsoft-com:office:word" xmlns:w="http://schemas.openxmlformats.org/wordprocessingml/2006/main" xmlns:w14="http://schemas.microsoft.com/office/word/2010/wordml" xmlns:w15="http://schemas.microsoft.com/office/word/2012/wordml" xmlns:w16cex="http://schemas.microsoft.com/office/word/2018/wordml/cex" xmlns:w16cid="http://schemas.microsoft.com/office/word/2016/wordml/cid" xmlns:w16="http://schemas.microsoft.com/office/word/2018/wordml" xmlns:w16du="http://schemas.microsoft.com/office/word/2023/wordml/word16du" xmlns:w16sdtdh="http://schemas.microsoft.com/office/word/2020/wordml/sdtdatahash" xmlns:w16sdtfl="http://schemas.microsoft.com/office/word/2024/wordml/sdtformatlock" xmlns:w16se="http://schemas.microsoft.com/office/word/2015/wordml/symex" xmlns:wpg="http://schemas.microsoft.com/office/word/2010/wordprocessingGroup" xmlns:wpi="http://schemas.microsoft.com/office/word/2010/wordprocessingInk" xmlns:wne="http://schemas.microsoft.com/office/word/2006/wordml" xmlns:wps="http://schemas.microsoft.com/office/word/2010/wordprocessingShape" mc:Ignorable="w14 w15 w16se w16cid w16 w16cex w16sdtdh w16sdtfl w16du wp14">
+<w:ftr xmlns:wpc="http://schemas.microsoft.com/office/word/2010/wordprocessingCanvas" xmlns:cx="http://schemas.microsoft.com/office/drawing/2014/chartex" xmlns:cx1="http://schemas.microsoft.com/office/drawing/2015/9/8/chartex" xmlns:cx2="http://schemas.microsoft.com/office/drawing/2015/10/21/chartex" xmlns:cx3="http://schemas.microsoft.com/office/drawing/2016/5/9/chartex" xmlns:cx4="http://schemas.microsoft.com/office/drawing/2016/5/10/chartex" xmlns:cx5="http://schemas.microsoft.com/office/drawing/2016/5/11/chartex" xmlns:cx6="http://schemas.microsoft.com/office/drawing/2016/5/12/chartex" xmlns:cx7="http://schemas.microsoft.com/office/drawing/2016/5/13/chartex" xmlns:cx8="http://schemas.microsoft.com/office/drawing/2016/5/14/chartex" xmlns:mc="http://schemas.openxmlformats.org/markup-compatibility/2006" xmlns:m="http://schemas.openxmlformats.org/officeDocument/2006/math" xmlns:aink="http://schemas.microsoft.com/office/drawing/2016/ink" xmlns:am3d="http://schemas.microsoft.com/office/drawing/2017/model3d" xmlns:oel="http://schemas.microsoft.com/office/2019/extlst" xmlns:r="http://schemas.openxmlformats.org/officeDocument/2006/relationships" xmlns:wp14="http://schemas.microsoft.com/office/word/2010/wordprocessingDrawing" xmlns:wp="http://schemas.openxmlformats.org/drawingml/2006/wordprocessingDrawing" xmlns:wpg="http://schemas.microsoft.com/office/word/2010/wordprocessingGroup" xmlns:wpi="http://schemas.microsoft.com/office/word/2010/wordprocessingInk" xmlns:wps="http://schemas.microsoft.com/office/word/2010/wordprocessingShape" xmlns:o="urn:schemas-microsoft-com:office:office" xmlns:v="urn:schemas-microsoft-com:vml" xmlns:w10="urn:schemas-microsoft-com:office:word" xmlns:w="http://schemas.openxmlformats.org/wordprocessingml/2006/main" xmlns:w14="http://schemas.microsoft.com/office/word/2010/wordml" xmlns:w15="http://schemas.microsoft.com/office/word/2012/wordml" xmlns:w16cex="http://schemas.microsoft.com/office/word/2018/wordml/cex" xmlns:w16cid="http://schemas.microsoft.com/office/word/2016/wordml/cid" xmlns:w16="http://schemas.microsoft.com/office/word/2018/wordml" xmlns:w16sdtdh="http://schemas.microsoft.com/office/word/2020/wordml/sdtdatahash" xmlns:w16sdtfl="http://schemas.microsoft.com/office/word/2024/wordml/sdtformatlock" xmlns:w16se="http://schemas.microsoft.com/office/word/2015/wordml/symex" xmlns:w16du="http://schemas.microsoft.com/office/word/2023/wordml/word16du" xmlns:wne="http://schemas.microsoft.com/office/word/2006/wordml" mc:Ignorable="w14 w15 w16se w16cid w16 w16cex w16sdtdh w16sdtfl w16du wp14">
   <w:sdt>
     <w:sdtPr>
       <w:rPr>
@@ -2165,7 +2247,7 @@
 </file>
 
 <file path=word/footnotes.xml><?xml version="1.0" encoding="utf-8"?>
-<w:footnotes xmlns:wpc="http://schemas.microsoft.com/office/word/2010/wordprocessingCanvas" xmlns:cx="http://schemas.microsoft.com/office/drawing/2014/chartex" xmlns:cx1="http://schemas.microsoft.com/office/drawing/2015/9/8/chartex" xmlns:cx2="http://schemas.microsoft.com/office/drawing/2015/10/21/chartex" xmlns:cx3="http://schemas.microsoft.com/office/drawing/2016/5/9/chartex" xmlns:cx4="http://schemas.microsoft.com/office/drawing/2016/5/10/chartex" xmlns:cx5="http://schemas.microsoft.com/office/drawing/2016/5/11/chartex" xmlns:cx6="http://schemas.microsoft.com/office/drawing/2016/5/12/chartex" xmlns:cx7="http://schemas.microsoft.com/office/drawing/2016/5/13/chartex" xmlns:cx8="http://schemas.microsoft.com/office/drawing/2016/5/14/chartex" xmlns:mc="http://schemas.openxmlformats.org/markup-compatibility/2006" xmlns:aink="http://schemas.microsoft.com/office/drawing/2016/ink" xmlns:am3d="http://schemas.microsoft.com/office/drawing/2017/model3d" xmlns:o="urn:schemas-microsoft-com:office:office" xmlns:oel="http://schemas.microsoft.com/office/2019/extlst" xmlns:r="http://schemas.openxmlformats.org/officeDocument/2006/relationships" xmlns:m="http://schemas.openxmlformats.org/officeDocument/2006/math" xmlns:v="urn:schemas-microsoft-com:vml" xmlns:wp14="http://schemas.microsoft.com/office/word/2010/wordprocessingDrawing" xmlns:wp="http://schemas.openxmlformats.org/drawingml/2006/wordprocessingDrawing" xmlns:w10="urn:schemas-microsoft-com:office:word" xmlns:w="http://schemas.openxmlformats.org/wordprocessingml/2006/main" xmlns:w14="http://schemas.microsoft.com/office/word/2010/wordml" xmlns:w15="http://schemas.microsoft.com/office/word/2012/wordml" xmlns:w16cex="http://schemas.microsoft.com/office/word/2018/wordml/cex" xmlns:w16cid="http://schemas.microsoft.com/office/word/2016/wordml/cid" xmlns:w16="http://schemas.microsoft.com/office/word/2018/wordml" xmlns:w16du="http://schemas.microsoft.com/office/word/2023/wordml/word16du" xmlns:w16sdtdh="http://schemas.microsoft.com/office/word/2020/wordml/sdtdatahash" xmlns:w16sdtfl="http://schemas.microsoft.com/office/word/2024/wordml/sdtformatlock" xmlns:w16se="http://schemas.microsoft.com/office/word/2015/wordml/symex" xmlns:wpg="http://schemas.microsoft.com/office/word/2010/wordprocessingGroup" xmlns:wpi="http://schemas.microsoft.com/office/word/2010/wordprocessingInk" xmlns:wne="http://schemas.microsoft.com/office/word/2006/wordml" xmlns:wps="http://schemas.microsoft.com/office/word/2010/wordprocessingShape" mc:Ignorable="w14 w15 w16se w16cid w16 w16cex w16sdtdh w16sdtfl w16du wp14">
+<w:footnotes xmlns:wpc="http://schemas.microsoft.com/office/word/2010/wordprocessingCanvas" xmlns:cx="http://schemas.microsoft.com/office/drawing/2014/chartex" xmlns:cx1="http://schemas.microsoft.com/office/drawing/2015/9/8/chartex" xmlns:cx2="http://schemas.microsoft.com/office/drawing/2015/10/21/chartex" xmlns:cx3="http://schemas.microsoft.com/office/drawing/2016/5/9/chartex" xmlns:cx4="http://schemas.microsoft.com/office/drawing/2016/5/10/chartex" xmlns:cx5="http://schemas.microsoft.com/office/drawing/2016/5/11/chartex" xmlns:cx6="http://schemas.microsoft.com/office/drawing/2016/5/12/chartex" xmlns:cx7="http://schemas.microsoft.com/office/drawing/2016/5/13/chartex" xmlns:cx8="http://schemas.microsoft.com/office/drawing/2016/5/14/chartex" xmlns:mc="http://schemas.openxmlformats.org/markup-compatibility/2006" xmlns:m="http://schemas.openxmlformats.org/officeDocument/2006/math" xmlns:aink="http://schemas.microsoft.com/office/drawing/2016/ink" xmlns:am3d="http://schemas.microsoft.com/office/drawing/2017/model3d" xmlns:oel="http://schemas.microsoft.com/office/2019/extlst" xmlns:r="http://schemas.openxmlformats.org/officeDocument/2006/relationships" xmlns:wp14="http://schemas.microsoft.com/office/word/2010/wordprocessingDrawing" xmlns:wp="http://schemas.openxmlformats.org/drawingml/2006/wordprocessingDrawing" xmlns:wpg="http://schemas.microsoft.com/office/word/2010/wordprocessingGroup" xmlns:wpi="http://schemas.microsoft.com/office/word/2010/wordprocessingInk" xmlns:wps="http://schemas.microsoft.com/office/word/2010/wordprocessingShape" xmlns:o="urn:schemas-microsoft-com:office:office" xmlns:v="urn:schemas-microsoft-com:vml" xmlns:w10="urn:schemas-microsoft-com:office:word" xmlns:w="http://schemas.openxmlformats.org/wordprocessingml/2006/main" xmlns:w14="http://schemas.microsoft.com/office/word/2010/wordml" xmlns:w15="http://schemas.microsoft.com/office/word/2012/wordml" xmlns:w16cex="http://schemas.microsoft.com/office/word/2018/wordml/cex" xmlns:w16cid="http://schemas.microsoft.com/office/word/2016/wordml/cid" xmlns:w16="http://schemas.microsoft.com/office/word/2018/wordml" xmlns:w16sdtdh="http://schemas.microsoft.com/office/word/2020/wordml/sdtdatahash" xmlns:w16sdtfl="http://schemas.microsoft.com/office/word/2024/wordml/sdtformatlock" xmlns:w16se="http://schemas.microsoft.com/office/word/2015/wordml/symex" xmlns:w16du="http://schemas.microsoft.com/office/word/2023/wordml/word16du" xmlns:wne="http://schemas.microsoft.com/office/word/2006/wordml" mc:Ignorable="w14 w15 w16se w16cid w16 w16cex w16sdtdh w16sdtfl w16du wp14">
   <w:footnote w:type="separator" w:id="-1">
     <w:p>
       <w:r>
@@ -2184,7 +2266,7 @@
 </file>
 
 <file path=word/header1.xml><?xml version="1.0" encoding="utf-8"?>
-<w:hdr xmlns:wpc="http://schemas.microsoft.com/office/word/2010/wordprocessingCanvas" xmlns:cx="http://schemas.microsoft.com/office/drawing/2014/chartex" xmlns:cx1="http://schemas.microsoft.com/office/drawing/2015/9/8/chartex" xmlns:cx2="http://schemas.microsoft.com/office/drawing/2015/10/21/chartex" xmlns:cx3="http://schemas.microsoft.com/office/drawing/2016/5/9/chartex" xmlns:cx4="http://schemas.microsoft.com/office/drawing/2016/5/10/chartex" xmlns:cx5="http://schemas.microsoft.com/office/drawing/2016/5/11/chartex" xmlns:cx6="http://schemas.microsoft.com/office/drawing/2016/5/12/chartex" xmlns:cx7="http://schemas.microsoft.com/office/drawing/2016/5/13/chartex" xmlns:cx8="http://schemas.microsoft.com/office/drawing/2016/5/14/chartex" xmlns:mc="http://schemas.openxmlformats.org/markup-compatibility/2006" xmlns:aink="http://schemas.microsoft.com/office/drawing/2016/ink" xmlns:am3d="http://schemas.microsoft.com/office/drawing/2017/model3d" xmlns:o="urn:schemas-microsoft-com:office:office" xmlns:oel="http://schemas.microsoft.com/office/2019/extlst" xmlns:r="http://schemas.openxmlformats.org/officeDocument/2006/relationships" xmlns:m="http://schemas.openxmlformats.org/officeDocument/2006/math" xmlns:v="urn:schemas-microsoft-com:vml" xmlns:wp14="http://schemas.microsoft.com/office/word/2010/wordprocessingDrawing" xmlns:wp="http://schemas.openxmlformats.org/drawingml/2006/wordprocessingDrawing" xmlns:w10="urn:schemas-microsoft-com:office:word" xmlns:w="http://schemas.openxmlformats.org/wordprocessingml/2006/main" xmlns:w14="http://schemas.microsoft.com/office/word/2010/wordml" xmlns:w15="http://schemas.microsoft.com/office/word/2012/wordml" xmlns:w16cex="http://schemas.microsoft.com/office/word/2018/wordml/cex" xmlns:w16cid="http://schemas.microsoft.com/office/word/2016/wordml/cid" xmlns:w16="http://schemas.microsoft.com/office/word/2018/wordml" xmlns:w16du="http://schemas.microsoft.com/office/word/2023/wordml/word16du" xmlns:w16sdtdh="http://schemas.microsoft.com/office/word/2020/wordml/sdtdatahash" xmlns:w16sdtfl="http://schemas.microsoft.com/office/word/2024/wordml/sdtformatlock" xmlns:w16se="http://schemas.microsoft.com/office/word/2015/wordml/symex" xmlns:wpg="http://schemas.microsoft.com/office/word/2010/wordprocessingGroup" xmlns:wpi="http://schemas.microsoft.com/office/word/2010/wordprocessingInk" xmlns:wne="http://schemas.microsoft.com/office/word/2006/wordml" xmlns:wps="http://schemas.microsoft.com/office/word/2010/wordprocessingShape" mc:Ignorable="w14 w15 w16se w16cid w16 w16cex w16sdtdh w16sdtfl w16du wp14">
+<w:hdr xmlns:wpc="http://schemas.microsoft.com/office/word/2010/wordprocessingCanvas" xmlns:cx="http://schemas.microsoft.com/office/drawing/2014/chartex" xmlns:cx1="http://schemas.microsoft.com/office/drawing/2015/9/8/chartex" xmlns:cx2="http://schemas.microsoft.com/office/drawing/2015/10/21/chartex" xmlns:cx3="http://schemas.microsoft.com/office/drawing/2016/5/9/chartex" xmlns:cx4="http://schemas.microsoft.com/office/drawing/2016/5/10/chartex" xmlns:cx5="http://schemas.microsoft.com/office/drawing/2016/5/11/chartex" xmlns:cx6="http://schemas.microsoft.com/office/drawing/2016/5/12/chartex" xmlns:cx7="http://schemas.microsoft.com/office/drawing/2016/5/13/chartex" xmlns:cx8="http://schemas.microsoft.com/office/drawing/2016/5/14/chartex" xmlns:mc="http://schemas.openxmlformats.org/markup-compatibility/2006" xmlns:m="http://schemas.openxmlformats.org/officeDocument/2006/math" xmlns:aink="http://schemas.microsoft.com/office/drawing/2016/ink" xmlns:am3d="http://schemas.microsoft.com/office/drawing/2017/model3d" xmlns:oel="http://schemas.microsoft.com/office/2019/extlst" xmlns:r="http://schemas.openxmlformats.org/officeDocument/2006/relationships" xmlns:wp14="http://schemas.microsoft.com/office/word/2010/wordprocessingDrawing" xmlns:wp="http://schemas.openxmlformats.org/drawingml/2006/wordprocessingDrawing" xmlns:wpg="http://schemas.microsoft.com/office/word/2010/wordprocessingGroup" xmlns:wpi="http://schemas.microsoft.com/office/word/2010/wordprocessingInk" xmlns:wps="http://schemas.microsoft.com/office/word/2010/wordprocessingShape" xmlns:o="urn:schemas-microsoft-com:office:office" xmlns:v="urn:schemas-microsoft-com:vml" xmlns:w10="urn:schemas-microsoft-com:office:word" xmlns:w="http://schemas.openxmlformats.org/wordprocessingml/2006/main" xmlns:w14="http://schemas.microsoft.com/office/word/2010/wordml" xmlns:w15="http://schemas.microsoft.com/office/word/2012/wordml" xmlns:w16cex="http://schemas.microsoft.com/office/word/2018/wordml/cex" xmlns:w16cid="http://schemas.microsoft.com/office/word/2016/wordml/cid" xmlns:w16="http://schemas.microsoft.com/office/word/2018/wordml" xmlns:w16sdtdh="http://schemas.microsoft.com/office/word/2020/wordml/sdtdatahash" xmlns:w16sdtfl="http://schemas.microsoft.com/office/word/2024/wordml/sdtformatlock" xmlns:w16se="http://schemas.microsoft.com/office/word/2015/wordml/symex" xmlns:w16du="http://schemas.microsoft.com/office/word/2023/wordml/word16du" xmlns:wne="http://schemas.microsoft.com/office/word/2006/wordml" mc:Ignorable="w14 w15 w16se w16cid w16 w16cex w16sdtdh w16sdtfl w16du wp14">
   <w:p>
     <w:pPr>
       <w:pStyle w:val="Logo"/>
@@ -2234,7 +2316,7 @@
 </file>
 
 <file path=word/numbering.xml><?xml version="1.0" encoding="utf-8"?>
-<w:numbering xmlns:wpc="http://schemas.microsoft.com/office/word/2010/wordprocessingCanvas" xmlns:cx="http://schemas.microsoft.com/office/drawing/2014/chartex" xmlns:cx1="http://schemas.microsoft.com/office/drawing/2015/9/8/chartex" xmlns:cx2="http://schemas.microsoft.com/office/drawing/2015/10/21/chartex" xmlns:cx3="http://schemas.microsoft.com/office/drawing/2016/5/9/chartex" xmlns:cx4="http://schemas.microsoft.com/office/drawing/2016/5/10/chartex" xmlns:cx5="http://schemas.microsoft.com/office/drawing/2016/5/11/chartex" xmlns:cx6="http://schemas.microsoft.com/office/drawing/2016/5/12/chartex" xmlns:cx7="http://schemas.microsoft.com/office/drawing/2016/5/13/chartex" xmlns:cx8="http://schemas.microsoft.com/office/drawing/2016/5/14/chartex" xmlns:mc="http://schemas.openxmlformats.org/markup-compatibility/2006" xmlns:aink="http://schemas.microsoft.com/office/drawing/2016/ink" xmlns:am3d="http://schemas.microsoft.com/office/drawing/2017/model3d" xmlns:o="urn:schemas-microsoft-com:office:office" xmlns:oel="http://schemas.microsoft.com/office/2019/extlst" xmlns:r="http://schemas.openxmlformats.org/officeDocument/2006/relationships" xmlns:m="http://schemas.openxmlformats.org/officeDocument/2006/math" xmlns:v="urn:schemas-microsoft-com:vml" xmlns:wp14="http://schemas.microsoft.com/office/word/2010/wordprocessingDrawing" xmlns:wp="http://schemas.openxmlformats.org/drawingml/2006/wordprocessingDrawing" xmlns:w10="urn:schemas-microsoft-com:office:word" xmlns:w="http://schemas.openxmlformats.org/wordprocessingml/2006/main" xmlns:w14="http://schemas.microsoft.com/office/word/2010/wordml" xmlns:w15="http://schemas.microsoft.com/office/word/2012/wordml" xmlns:w16cex="http://schemas.microsoft.com/office/word/2018/wordml/cex" xmlns:w16cid="http://schemas.microsoft.com/office/word/2016/wordml/cid" xmlns:w16="http://schemas.microsoft.com/office/word/2018/wordml" xmlns:w16du="http://schemas.microsoft.com/office/word/2023/wordml/word16du" xmlns:w16sdtdh="http://schemas.microsoft.com/office/word/2020/wordml/sdtdatahash" xmlns:w16sdtfl="http://schemas.microsoft.com/office/word/2024/wordml/sdtformatlock" xmlns:w16se="http://schemas.microsoft.com/office/word/2015/wordml/symex" xmlns:wpg="http://schemas.microsoft.com/office/word/2010/wordprocessingGroup" xmlns:wpi="http://schemas.microsoft.com/office/word/2010/wordprocessingInk" xmlns:wne="http://schemas.microsoft.com/office/word/2006/wordml" xmlns:wps="http://schemas.microsoft.com/office/word/2010/wordprocessingShape" mc:Ignorable="w14 w15 w16se w16cid w16 w16cex w16sdtdh w16sdtfl w16du wp14">
+<w:numbering xmlns:wpc="http://schemas.microsoft.com/office/word/2010/wordprocessingCanvas" xmlns:cx="http://schemas.microsoft.com/office/drawing/2014/chartex" xmlns:cx1="http://schemas.microsoft.com/office/drawing/2015/9/8/chartex" xmlns:cx2="http://schemas.microsoft.com/office/drawing/2015/10/21/chartex" xmlns:cx3="http://schemas.microsoft.com/office/drawing/2016/5/9/chartex" xmlns:cx4="http://schemas.microsoft.com/office/drawing/2016/5/10/chartex" xmlns:cx5="http://schemas.microsoft.com/office/drawing/2016/5/11/chartex" xmlns:cx6="http://schemas.microsoft.com/office/drawing/2016/5/12/chartex" xmlns:cx7="http://schemas.microsoft.com/office/drawing/2016/5/13/chartex" xmlns:cx8="http://schemas.microsoft.com/office/drawing/2016/5/14/chartex" xmlns:mc="http://schemas.openxmlformats.org/markup-compatibility/2006" xmlns:m="http://schemas.openxmlformats.org/officeDocument/2006/math" xmlns:aink="http://schemas.microsoft.com/office/drawing/2016/ink" xmlns:am3d="http://schemas.microsoft.com/office/drawing/2017/model3d" xmlns:oel="http://schemas.microsoft.com/office/2019/extlst" xmlns:r="http://schemas.openxmlformats.org/officeDocument/2006/relationships" xmlns:wp14="http://schemas.microsoft.com/office/word/2010/wordprocessingDrawing" xmlns:wp="http://schemas.openxmlformats.org/drawingml/2006/wordprocessingDrawing" xmlns:wpg="http://schemas.microsoft.com/office/word/2010/wordprocessingGroup" xmlns:wpi="http://schemas.microsoft.com/office/word/2010/wordprocessingInk" xmlns:wps="http://schemas.microsoft.com/office/word/2010/wordprocessingShape" xmlns:o="urn:schemas-microsoft-com:office:office" xmlns:v="urn:schemas-microsoft-com:vml" xmlns:w10="urn:schemas-microsoft-com:office:word" xmlns:w="http://schemas.openxmlformats.org/wordprocessingml/2006/main" xmlns:w14="http://schemas.microsoft.com/office/word/2010/wordml" xmlns:w15="http://schemas.microsoft.com/office/word/2012/wordml" xmlns:w16cex="http://schemas.microsoft.com/office/word/2018/wordml/cex" xmlns:w16cid="http://schemas.microsoft.com/office/word/2016/wordml/cid" xmlns:w16="http://schemas.microsoft.com/office/word/2018/wordml" xmlns:w16sdtdh="http://schemas.microsoft.com/office/word/2020/wordml/sdtdatahash" xmlns:w16sdtfl="http://schemas.microsoft.com/office/word/2024/wordml/sdtformatlock" xmlns:w16se="http://schemas.microsoft.com/office/word/2015/wordml/symex" xmlns:w16du="http://schemas.microsoft.com/office/word/2023/wordml/word16du" xmlns:wne="http://schemas.microsoft.com/office/word/2006/wordml" mc:Ignorable="w14 w15 w16se w16cid w16 w16cex w16sdtdh w16sdtfl w16du wp14">
   <w:abstractNum w:abstractNumId="0" w15:restartNumberingAfterBreak="0">
     <w:nsid w:val="01F7215A"/>
     <w:multiLevelType w:val="multilevel"/>
@@ -10000,7 +10082,7 @@
 </file>
 
 <file path=word/styles.xml><?xml version="1.0" encoding="utf-8"?>
-<w:styles xmlns:mc="http://schemas.openxmlformats.org/markup-compatibility/2006" xmlns:r="http://schemas.openxmlformats.org/officeDocument/2006/relationships" xmlns:w="http://schemas.openxmlformats.org/wordprocessingml/2006/main" xmlns:w14="http://schemas.microsoft.com/office/word/2010/wordml" xmlns:w15="http://schemas.microsoft.com/office/word/2012/wordml" xmlns:w16cex="http://schemas.microsoft.com/office/word/2018/wordml/cex" xmlns:w16cid="http://schemas.microsoft.com/office/word/2016/wordml/cid" xmlns:w16="http://schemas.microsoft.com/office/word/2018/wordml" xmlns:w16du="http://schemas.microsoft.com/office/word/2023/wordml/word16du" xmlns:w16sdtdh="http://schemas.microsoft.com/office/word/2020/wordml/sdtdatahash" xmlns:w16sdtfl="http://schemas.microsoft.com/office/word/2024/wordml/sdtformatlock" xmlns:w16se="http://schemas.microsoft.com/office/word/2015/wordml/symex" mc:Ignorable="w14 w15 w16se w16cid w16 w16cex w16sdtdh w16sdtfl w16du">
+<w:styles xmlns:mc="http://schemas.openxmlformats.org/markup-compatibility/2006" xmlns:r="http://schemas.openxmlformats.org/officeDocument/2006/relationships" xmlns:w="http://schemas.openxmlformats.org/wordprocessingml/2006/main" xmlns:w14="http://schemas.microsoft.com/office/word/2010/wordml" xmlns:w15="http://schemas.microsoft.com/office/word/2012/wordml" xmlns:w16cex="http://schemas.microsoft.com/office/word/2018/wordml/cex" xmlns:w16cid="http://schemas.microsoft.com/office/word/2016/wordml/cid" xmlns:w16="http://schemas.microsoft.com/office/word/2018/wordml" xmlns:w16sdtdh="http://schemas.microsoft.com/office/word/2020/wordml/sdtdatahash" xmlns:w16sdtfl="http://schemas.microsoft.com/office/word/2024/wordml/sdtformatlock" xmlns:w16se="http://schemas.microsoft.com/office/word/2015/wordml/symex" xmlns:w16du="http://schemas.microsoft.com/office/word/2023/wordml/word16du" mc:Ignorable="w14 w15 w16se w16cid w16 w16cex w16sdtdh w16sdtfl w16du">
   <w:docDefaults>
     <w:rPrDefault>
       <w:rPr>
@@ -12878,28 +12960,28 @@
 </file>
 
 <file path=customXml/item1.xml><?xml version="1.0" encoding="utf-8"?>
-<b:Sources xmlns:b="http://schemas.openxmlformats.org/officeDocument/2006/bibliography" xmlns="http://schemas.openxmlformats.org/officeDocument/2006/bibliography" SelectedStyle="/APASixthEditionOfficeOnline.xsl" StyleName="APA" Version="6"/>
-</file>
-
-<file path=customXml/item2.xml><?xml version="1.0" encoding="utf-8"?>
 <go:gDocsCustomXmlDataStorage xmlns:go="http://customooxmlschemas.google.com/" xmlns:r="http://schemas.openxmlformats.org/officeDocument/2006/relationships" uri="GoogleDocsCustomDataVersion2">
   <go:docsCustomData xmlns:go="http://customooxmlschemas.google.com/" roundtripDataSignature="AMtx7mjNM190Tgsv8Hr7tOEtkBC9xrTWYw==">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</go:docsCustomData>
 </go:gDocsCustomXmlDataStorage>
 </file>
 
-<file path=customXml/itemProps1.xml><?xml version="1.0" encoding="utf-8"?>
-<ds:datastoreItem xmlns:ds="http://schemas.openxmlformats.org/officeDocument/2006/customXml" ds:itemID="{1BF72D80-5CC7-EB46-A118-175E8DAC0E96}">
-  <ds:schemaRefs>
-    <ds:schemaRef ds:uri="http://schemas.openxmlformats.org/officeDocument/2006/bibliography"/>
-  </ds:schemaRefs>
-</ds:datastoreItem>
+<file path=customXml/item2.xml><?xml version="1.0" encoding="utf-8"?>
+<b:Sources xmlns:b="http://schemas.openxmlformats.org/officeDocument/2006/bibliography" xmlns="http://schemas.openxmlformats.org/officeDocument/2006/bibliography" SelectedStyle="/APASixthEditionOfficeOnline.xsl" StyleName="APA" Version="6"/>
 </file>
 
-<file path=customXml/itemProps2.xml><?xml version="1.0" encoding="utf-8"?>
+<file path=customXml/itemProps1.xml><?xml version="1.0" encoding="utf-8"?>
 <ds:datastoreItem xmlns:ds="http://schemas.openxmlformats.org/officeDocument/2006/customXml" ds:itemID="{11111111-1234-1234-1234-123412341234}">
   <ds:schemaRefs>
     <ds:schemaRef ds:uri="http://customooxmlschemas.google.com/"/>
     <ds:schemaRef ds:uri="http://schemas.openxmlformats.org/officeDocument/2006/relationships"/>
   </ds:schemaRefs>
 </ds:datastoreItem>
+</file>
+
+<file path=customXml/itemProps2.xml><?xml version="1.0" encoding="utf-8"?>
+<ds:datastoreItem xmlns:ds="http://schemas.openxmlformats.org/officeDocument/2006/customXml" ds:itemID="{1BF72D80-5CC7-EB46-A118-175E8DAC0E96}">
+  <ds:schemaRefs>
+    <ds:schemaRef ds:uri="http://schemas.openxmlformats.org/officeDocument/2006/bibliography"/>
+  </ds:schemaRefs>
+</ds:datastoreItem>
 </file>
--- a/docs/assets/attachments/modules/07.-t-test-analysis/07.1-sample-ttest.docx
+++ b/docs/assets/attachments/modules/07.-t-test-analysis/07.1-sample-ttest.docx
@@ -377,66 +377,29 @@
           </w:tcPr>
           <w:p>
             <w:pPr>
+              <w:pStyle w:val="NormalWeb"/>
+              <w:spacing w:before="0" w:beforeAutospacing="0" w:after="200" w:afterAutospacing="0"/>
+            </w:pPr>
+            <w:r>
               <w:rPr>
-                <w:rFonts w:eastAsia="Times New Roman" w:cs="Times New Roman"/>
-                <w:color w:val="auto"/>
+                <w:rFonts w:ascii="Arial" w:hAnsi="Arial" w:cs="Arial"/>
+                <w:color w:val="000000"/>
               </w:rPr>
-            </w:pPr>
-            <w:bookmarkStart w:id="0" w:name="_Hlk229396733"/>
-            <w:bookmarkStart w:id="1" w:name="_Hlk229396648"/>
-            <w:bookmarkStart w:id="2" w:name="_Hlk229396846"/>
-            <w:r>
-              <w:t>The average number of w</w:t>
-            </w:r>
-            <w:r>
-              <w:t>eeks respondents worked last year</w:t>
-            </w:r>
-            <w:r>
-              <w:t xml:space="preserve"> </w:t>
-            </w:r>
-            <w:bookmarkEnd w:id="0"/>
-            <w:r>
-              <w:t xml:space="preserve">for those who are </w:t>
-            </w:r>
-            <w:proofErr w:type="spellStart"/>
-            <w:r>
-              <w:t>self employed</w:t>
-            </w:r>
-            <w:proofErr w:type="spellEnd"/>
-            <w:r>
-              <w:t xml:space="preserve"> is 33.58 weeks, </w:t>
-            </w:r>
-            <w:bookmarkEnd w:id="1"/>
-            <w:r>
-              <w:t>while</w:t>
-            </w:r>
-            <w:r>
-              <w:t xml:space="preserve"> the average number of w</w:t>
-            </w:r>
-            <w:r>
-              <w:t>eeks respondents worked last year</w:t>
-            </w:r>
-            <w:r>
-              <w:t xml:space="preserve"> for those who work for </w:t>
-            </w:r>
-            <w:r>
-              <w:t>someone else is  30.69 weeks. </w:t>
+              <w:t>The mean number of weeks worked last year is 33.58 for self-employed respondents and 30.69 for respondents who work for someone else. </w:t>
             </w:r>
           </w:p>
           <w:p>
             <w:pPr>
-              <w:spacing w:after="0"/>
+              <w:pStyle w:val="NormalWeb"/>
+              <w:spacing w:before="0" w:beforeAutospacing="0" w:after="0" w:afterAutospacing="0"/>
             </w:pPr>
             <w:r>
-              <w:t>Weeks respondents worked last year differs by </w:t>
+              <w:rPr>
+                <w:rFonts w:ascii="Arial" w:hAnsi="Arial" w:cs="Arial"/>
+                <w:color w:val="000000"/>
+              </w:rPr>
+              <w:t>The mean number of weeks worked last year differs by respondents’ employment status in a statistically significant way since the p-value is less than 0.05.</w:t>
             </w:r>
-            <w:r>
-              <w:t>r</w:t>
-            </w:r>
-            <w:r>
-              <w:t>espondents' employment status in a statistically significant way since the p-value is less than 0.05.</w:t>
-            </w:r>
-            <w:bookmarkEnd w:id="2"/>
           </w:p>
         </w:tc>
       </w:tr>
@@ -472,7 +435,7 @@
       <w:r>
         <w:t>and “</w:t>
       </w:r>
-      <w:bookmarkStart w:id="3" w:name="_Hlk229397437"/>
+      <w:bookmarkStart w:id="0" w:name="_Hlk229397437"/>
       <w:proofErr w:type="spellStart"/>
       <w:r>
         <w:rPr>
@@ -482,7 +445,7 @@
         </w:rPr>
         <w:t>postlife</w:t>
       </w:r>
-      <w:bookmarkEnd w:id="3"/>
+      <w:bookmarkEnd w:id="0"/>
       <w:proofErr w:type="spellEnd"/>
       <w:r>
         <w:t>”</w:t>
@@ -801,100 +764,43 @@
           </w:tcPr>
           <w:p>
             <w:pPr>
+              <w:pStyle w:val="NormalWeb"/>
+              <w:spacing w:before="0" w:beforeAutospacing="0" w:after="240" w:afterAutospacing="0"/>
+            </w:pPr>
+            <w:r>
               <w:rPr>
-                <w:rFonts w:eastAsia="Times New Roman" w:cs="Times New Roman"/>
-                <w:color w:val="auto"/>
+                <w:rFonts w:ascii="Arial" w:hAnsi="Arial" w:cs="Arial"/>
+                <w:color w:val="000000"/>
               </w:rPr>
-            </w:pPr>
-            <w:bookmarkStart w:id="4" w:name="_Hlk229397529"/>
-            <w:r>
-              <w:t xml:space="preserve">The average </w:t>
-            </w:r>
-            <w:bookmarkStart w:id="5" w:name="_Hlk229397550"/>
-            <w:r>
-              <w:t>n</w:t>
-            </w:r>
-            <w:r>
-              <w:t>umber of hours respondents usually work</w:t>
-            </w:r>
-            <w:r>
-              <w:t xml:space="preserve"> </w:t>
-            </w:r>
-            <w:bookmarkEnd w:id="5"/>
-            <w:r>
-              <w:t xml:space="preserve">for those who </w:t>
-            </w:r>
-            <w:r>
-              <w:t>believe</w:t>
-            </w:r>
-            <w:r>
-              <w:t xml:space="preserve"> in life after death</w:t>
-            </w:r>
-            <w:r>
-              <w:t xml:space="preserve"> is 42.93 hours</w:t>
-            </w:r>
-            <w:r>
-              <w:t>, while</w:t>
-            </w:r>
-            <w:r>
-              <w:t xml:space="preserve"> </w:t>
-            </w:r>
-            <w:bookmarkEnd w:id="4"/>
-            <w:r>
-              <w:t>the average n</w:t>
-            </w:r>
-            <w:r>
-              <w:t>umber of hours respondents usually work</w:t>
-            </w:r>
-            <w:r>
-              <w:t xml:space="preserve"> for those who do not believe</w:t>
-            </w:r>
-            <w:r>
-              <w:t xml:space="preserve"> in life after death</w:t>
-            </w:r>
-            <w:r>
-              <w:t xml:space="preserve"> is 30.50 hours.</w:t>
+              <w:t>The mean number of hours usually worked is 42.93 for respondents who believe in life after death and 30.50 for respondents who do not believe in life after death.</w:t>
             </w:r>
           </w:p>
           <w:p>
             <w:pPr>
-              <w:widowControl w:val="0"/>
-              <w:spacing w:after="0"/>
+              <w:pStyle w:val="NormalWeb"/>
+              <w:spacing w:before="0" w:beforeAutospacing="0" w:after="0" w:afterAutospacing="0"/>
             </w:pPr>
             <w:r>
-              <w:t>The n</w:t>
-            </w:r>
-            <w:r>
-              <w:t xml:space="preserve">umber of hours respondents usually work </w:t>
-            </w:r>
-            <w:r>
-              <w:t xml:space="preserve">does not </w:t>
-            </w:r>
-            <w:r>
-              <w:t>differ by </w:t>
-            </w:r>
-            <w:r>
-              <w:t>b</w:t>
-            </w:r>
-            <w:r>
-              <w:t>elief in life after deat</w:t>
-            </w:r>
-            <w:r>
-              <w:t>h in a</w:t>
-            </w:r>
-            <w:r>
-              <w:t xml:space="preserve"> statistically significant way since the p-value is </w:t>
-            </w:r>
-            <w:r>
-              <w:t>greater</w:t>
-            </w:r>
-            <w:r>
-              <w:t xml:space="preserve"> than 0.05.</w:t>
+              <w:rPr>
+                <w:rFonts w:ascii="Arial" w:hAnsi="Arial" w:cs="Arial"/>
+                <w:color w:val="000000"/>
+              </w:rPr>
+              <w:t>The t-test provides insufficient evidence that the population mean number of hours usually worked differs by belief in life after death since the p-value is greater than 0.05.</w:t>
             </w:r>
           </w:p>
         </w:tc>
       </w:tr>
     </w:tbl>
+    <w:p>
+      <w:pPr>
+        <w:pStyle w:val="numberingqs"/>
+        <w:numPr>
+          <w:ilvl w:val="0"/>
+          <w:numId w:val="0"/>
+        </w:numPr>
+        <w:ind w:left="288"/>
+      </w:pPr>
+    </w:p>
     <w:p>
       <w:pPr>
         <w:pStyle w:val="numberingqs"/>
@@ -913,7 +819,7 @@
       <w:r>
         <w:t>” into two categories. The new variable name will be “</w:t>
       </w:r>
-      <w:bookmarkStart w:id="6" w:name="_Hlk229397699"/>
+      <w:bookmarkStart w:id="1" w:name="_Hlk229397699"/>
       <w:proofErr w:type="spellStart"/>
       <w:r>
         <w:rPr>
@@ -923,7 +829,7 @@
         </w:rPr>
         <w:t>educbinary</w:t>
       </w:r>
-      <w:bookmarkEnd w:id="6"/>
+      <w:bookmarkEnd w:id="1"/>
       <w:proofErr w:type="spellEnd"/>
       <w:r>
         <w:rPr>
@@ -1296,7 +1202,7 @@
               </w:rPr>
               <w:t xml:space="preserve"> = "</w:t>
             </w:r>
-            <w:bookmarkStart w:id="7" w:name="_Hlk229397791"/>
+            <w:bookmarkStart w:id="2" w:name="_Hlk229397791"/>
             <w:r>
               <w:rPr>
                 <w:iCs/>
@@ -1315,7 +1221,7 @@
               </w:rPr>
               <w:t>espondents' education in years</w:t>
             </w:r>
-            <w:bookmarkEnd w:id="7"/>
+            <w:bookmarkEnd w:id="2"/>
             <w:r>
               <w:rPr>
                 <w:iCs/>
@@ -1338,7 +1244,7 @@
       <w:r>
         <w:t>Second, create a frequency table for “</w:t>
       </w:r>
-      <w:bookmarkStart w:id="8" w:name="_Hlk229397841"/>
+      <w:bookmarkStart w:id="3" w:name="_Hlk229397841"/>
       <w:proofErr w:type="spellStart"/>
       <w:r>
         <w:rPr>
@@ -1348,7 +1254,7 @@
         </w:rPr>
         <w:t>educbinary</w:t>
       </w:r>
-      <w:bookmarkEnd w:id="8"/>
+      <w:bookmarkEnd w:id="3"/>
       <w:proofErr w:type="spellEnd"/>
       <w:r>
         <w:rPr>
@@ -1676,14 +1582,14 @@
               </w:rPr>
               <w:t xml:space="preserve"> that 55.05% </w:t>
             </w:r>
-            <w:bookmarkStart w:id="9" w:name="_Hlk229397826"/>
+            <w:bookmarkStart w:id="4" w:name="_Hlk229397826"/>
             <w:r>
               <w:rPr>
                 <w:shd w:val="clear" w:color="auto" w:fill="FFFFFF"/>
               </w:rPr>
               <w:t xml:space="preserve">of the respondents have a low education level </w:t>
             </w:r>
-            <w:bookmarkEnd w:id="9"/>
+            <w:bookmarkEnd w:id="4"/>
             <w:r>
               <w:rPr>
                 <w:shd w:val="clear" w:color="auto" w:fill="FFFFFF"/>
@@ -2051,41 +1957,28 @@
           </w:tcPr>
           <w:p>
             <w:pPr>
+              <w:pStyle w:val="NormalWeb"/>
+              <w:spacing w:before="0" w:beforeAutospacing="0" w:after="0" w:afterAutospacing="0"/>
+            </w:pPr>
+            <w:r>
               <w:rPr>
-                <w:rFonts w:eastAsia="Times New Roman" w:cs="Times New Roman"/>
-                <w:color w:val="auto"/>
+                <w:rFonts w:ascii="Arial" w:hAnsi="Arial" w:cs="Arial"/>
+                <w:color w:val="000000"/>
               </w:rPr>
-            </w:pPr>
-            <w:bookmarkStart w:id="10" w:name="_Hlk229397950"/>
-            <w:bookmarkStart w:id="11" w:name="_Hlk229397933"/>
-            <w:r>
-              <w:t xml:space="preserve">The average television screen time in hours </w:t>
-            </w:r>
-            <w:bookmarkEnd w:id="10"/>
-            <w:r>
-              <w:t>for those who have a low education level is 3.85 hours</w:t>
-            </w:r>
-            <w:bookmarkEnd w:id="11"/>
-            <w:r>
-              <w:t xml:space="preserve">, while </w:t>
-            </w:r>
-            <w:r>
-              <w:t>the average television screen time in hours for those who have a high education level is 2.75 hours.</w:t>
+              <w:t>The mean television screen time is 3.85 hours for respondents with a low education level and 2.75 hours for respondents with a high education level. </w:t>
             </w:r>
           </w:p>
           <w:p>
             <w:pPr>
-              <w:widowControl w:val="0"/>
-              <w:spacing w:after="0"/>
+              <w:pStyle w:val="NormalWeb"/>
+              <w:spacing w:before="200" w:beforeAutospacing="0" w:after="0" w:afterAutospacing="0"/>
             </w:pPr>
             <w:r>
-              <w:t xml:space="preserve">The average television screen time in hours differs by </w:t>
-            </w:r>
-            <w:r>
-              <w:t xml:space="preserve">recoded </w:t>
-            </w:r>
-            <w:r>
-              <w:t>respondents' education in years in a statistically significant way since the p-value is less than 0.05.</w:t>
+              <w:rPr>
+                <w:rFonts w:ascii="Arial" w:hAnsi="Arial" w:cs="Arial"/>
+                <w:color w:val="000000"/>
+              </w:rPr>
+              <w:t>Mean television screen time differs by respondents’ recoded education level in a statistically significant way since the p-value is less than 0.05.</w:t>
             </w:r>
           </w:p>
         </w:tc>
@@ -12960,28 +12853,28 @@
 </file>
 
 <file path=customXml/item1.xml><?xml version="1.0" encoding="utf-8"?>
+<b:Sources xmlns:b="http://schemas.openxmlformats.org/officeDocument/2006/bibliography" xmlns="http://schemas.openxmlformats.org/officeDocument/2006/bibliography" SelectedStyle="/APASixthEditionOfficeOnline.xsl" StyleName="APA" Version="6"/>
+</file>
+
+<file path=customXml/item2.xml><?xml version="1.0" encoding="utf-8"?>
 <go:gDocsCustomXmlDataStorage xmlns:go="http://customooxmlschemas.google.com/" xmlns:r="http://schemas.openxmlformats.org/officeDocument/2006/relationships" uri="GoogleDocsCustomDataVersion2">
   <go:docsCustomData xmlns:go="http://customooxmlschemas.google.com/" roundtripDataSignature="AMtx7mjNM190Tgsv8Hr7tOEtkBC9xrTWYw==">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</go:docsCustomData>
 </go:gDocsCustomXmlDataStorage>
 </file>
 
-<file path=customXml/item2.xml><?xml version="1.0" encoding="utf-8"?>
-<b:Sources xmlns:b="http://schemas.openxmlformats.org/officeDocument/2006/bibliography" xmlns="http://schemas.openxmlformats.org/officeDocument/2006/bibliography" SelectedStyle="/APASixthEditionOfficeOnline.xsl" StyleName="APA" Version="6"/>
+<file path=customXml/itemProps1.xml><?xml version="1.0" encoding="utf-8"?>
+<ds:datastoreItem xmlns:ds="http://schemas.openxmlformats.org/officeDocument/2006/customXml" ds:itemID="{1BF72D80-5CC7-EB46-A118-175E8DAC0E96}">
+  <ds:schemaRefs>
+    <ds:schemaRef ds:uri="http://schemas.openxmlformats.org/officeDocument/2006/bibliography"/>
+  </ds:schemaRefs>
+</ds:datastoreItem>
 </file>
 
-<file path=customXml/itemProps1.xml><?xml version="1.0" encoding="utf-8"?>
+<file path=customXml/itemProps2.xml><?xml version="1.0" encoding="utf-8"?>
 <ds:datastoreItem xmlns:ds="http://schemas.openxmlformats.org/officeDocument/2006/customXml" ds:itemID="{11111111-1234-1234-1234-123412341234}">
   <ds:schemaRefs>
     <ds:schemaRef ds:uri="http://customooxmlschemas.google.com/"/>
     <ds:schemaRef ds:uri="http://schemas.openxmlformats.org/officeDocument/2006/relationships"/>
   </ds:schemaRefs>
 </ds:datastoreItem>
-</file>
-
-<file path=customXml/itemProps2.xml><?xml version="1.0" encoding="utf-8"?>
-<ds:datastoreItem xmlns:ds="http://schemas.openxmlformats.org/officeDocument/2006/customXml" ds:itemID="{1BF72D80-5CC7-EB46-A118-175E8DAC0E96}">
-  <ds:schemaRefs>
-    <ds:schemaRef ds:uri="http://schemas.openxmlformats.org/officeDocument/2006/bibliography"/>
-  </ds:schemaRefs>
-</ds:datastoreItem>
 </file>
--- a/docs/assets/attachments/modules/07.-t-test-analysis/07.1-sample-ttest.docx
+++ b/docs/assets/attachments/modules/07.-t-test-analysis/07.1-sample-ttest.docx
@@ -119,7 +119,6 @@
           <w:p>
             <w:pPr>
               <w:widowControl w:val="0"/>
-              <w:spacing w:after="0"/>
             </w:pPr>
             <w:r>
               <w:rPr>
@@ -148,7 +147,6 @@
           <w:p>
             <w:pPr>
               <w:widowControl w:val="0"/>
-              <w:spacing w:after="0"/>
               <w:rPr>
                 <w:iCs/>
               </w:rPr>
@@ -213,7 +211,6 @@
           <w:p>
             <w:pPr>
               <w:widowControl w:val="0"/>
-              <w:spacing w:after="0"/>
               <w:rPr>
                 <w:iCs/>
               </w:rPr>
@@ -251,7 +248,6 @@
           <w:p>
             <w:pPr>
               <w:widowControl w:val="0"/>
-              <w:spacing w:after="0"/>
             </w:pPr>
             <w:r>
               <w:rPr>
@@ -280,7 +276,6 @@
           <w:p>
             <w:pPr>
               <w:widowControl w:val="0"/>
-              <w:spacing w:after="0"/>
             </w:pPr>
             <w:r>
               <w:rPr>
@@ -349,7 +344,6 @@
           <w:p>
             <w:pPr>
               <w:widowControl w:val="0"/>
-              <w:spacing w:after="0"/>
             </w:pPr>
             <w:r>
               <w:rPr>
@@ -378,27 +372,35 @@
           <w:p>
             <w:pPr>
               <w:pStyle w:val="NormalWeb"/>
-              <w:spacing w:before="0" w:beforeAutospacing="0" w:after="200" w:afterAutospacing="0"/>
+              <w:spacing w:after="200"/>
+              <w:rPr>
+                <w:rFonts w:ascii="Arial" w:hAnsi="Arial" w:cs="Arial"/>
+                <w:color w:val="000000"/>
+              </w:rPr>
             </w:pPr>
             <w:r>
               <w:rPr>
                 <w:rFonts w:ascii="Arial" w:hAnsi="Arial" w:cs="Arial"/>
                 <w:color w:val="000000"/>
               </w:rPr>
-              <w:t>The mean number of weeks worked last year is 33.58 for self-employed respondents and 30.69 for respondents who work for someone else. </w:t>
+              <w:t>The mean number of weeks worked last year for self-employed respondents is 33.58 weeks, while the mean number of weeks worked last year for respondents who work for someone else is 30.69 weeks.</w:t>
             </w:r>
           </w:p>
           <w:p>
             <w:pPr>
               <w:pStyle w:val="NormalWeb"/>
-              <w:spacing w:before="0" w:beforeAutospacing="0" w:after="0" w:afterAutospacing="0"/>
+              <w:spacing w:after="200"/>
+              <w:rPr>
+                <w:rFonts w:ascii="Arial" w:hAnsi="Arial" w:cs="Arial"/>
+                <w:color w:val="000000"/>
+              </w:rPr>
             </w:pPr>
             <w:r>
               <w:rPr>
                 <w:rFonts w:ascii="Arial" w:hAnsi="Arial" w:cs="Arial"/>
                 <w:color w:val="000000"/>
               </w:rPr>
-              <w:t>The mean number of weeks worked last year differs by respondents’ employment status in a statistically significant way since the p-value is less than 0.05.</w:t>
+              <w:t>There is a statistically significant difference in the mean number of weeks worked last year between self-employed respondents and respondents who work for someone else since the p-value is less than 0.05.</w:t>
             </w:r>
           </w:p>
         </w:tc>
@@ -520,7 +522,6 @@
           <w:p>
             <w:pPr>
               <w:widowControl w:val="0"/>
-              <w:spacing w:after="0"/>
             </w:pPr>
             <w:r>
               <w:rPr>
@@ -549,7 +550,6 @@
           <w:p>
             <w:pPr>
               <w:widowControl w:val="0"/>
-              <w:spacing w:after="0"/>
               <w:rPr>
                 <w:iCs/>
               </w:rPr>
@@ -600,7 +600,6 @@
           <w:p>
             <w:pPr>
               <w:widowControl w:val="0"/>
-              <w:spacing w:after="0"/>
               <w:rPr>
                 <w:iCs/>
               </w:rPr>
@@ -638,7 +637,6 @@
           <w:p>
             <w:pPr>
               <w:widowControl w:val="0"/>
-              <w:spacing w:after="0"/>
             </w:pPr>
             <w:r>
               <w:rPr>
@@ -667,7 +665,6 @@
           <w:p>
             <w:pPr>
               <w:widowControl w:val="0"/>
-              <w:spacing w:after="0"/>
             </w:pPr>
             <w:r>
               <w:rPr>
@@ -714,7 +711,7 @@
       </w:tr>
       <w:tr>
         <w:trPr>
-          <w:trHeight w:val="1213"/>
+          <w:trHeight w:val="826"/>
         </w:trPr>
         <w:tc>
           <w:tcPr>
@@ -736,7 +733,6 @@
           <w:p>
             <w:pPr>
               <w:widowControl w:val="0"/>
-              <w:spacing w:after="0"/>
             </w:pPr>
             <w:r>
               <w:rPr>
@@ -765,27 +761,36 @@
           <w:p>
             <w:pPr>
               <w:pStyle w:val="NormalWeb"/>
-              <w:spacing w:before="0" w:beforeAutospacing="0" w:after="240" w:afterAutospacing="0"/>
+              <w:spacing w:after="240"/>
+              <w:rPr>
+                <w:rFonts w:ascii="Arial" w:hAnsi="Arial" w:cs="Arial"/>
+                <w:color w:val="000000"/>
+              </w:rPr>
             </w:pPr>
             <w:r>
               <w:rPr>
                 <w:rFonts w:ascii="Arial" w:hAnsi="Arial" w:cs="Arial"/>
                 <w:color w:val="000000"/>
               </w:rPr>
-              <w:t>The mean number of hours usually worked is 42.93 for respondents who believe in life after death and 30.50 for respondents who do not believe in life after death.</w:t>
+              <w:t>The mean number of hours usually worked for respondents who believe in life after death is 42.93 hours, while the mean number of hours usually worked for respondents who do not believe in life after death is 30.50 hours.</w:t>
             </w:r>
           </w:p>
           <w:p>
             <w:pPr>
               <w:pStyle w:val="NormalWeb"/>
-              <w:spacing w:before="0" w:beforeAutospacing="0" w:after="0" w:afterAutospacing="0"/>
+              <w:spacing w:after="240"/>
+              <w:rPr>
+                <w:rFonts w:ascii="Arial" w:hAnsi="Arial" w:cs="Arial"/>
+                <w:color w:val="000000"/>
+              </w:rPr>
             </w:pPr>
             <w:r>
               <w:rPr>
                 <w:rFonts w:ascii="Arial" w:hAnsi="Arial" w:cs="Arial"/>
                 <w:color w:val="000000"/>
               </w:rPr>
-              <w:t>The t-test provides insufficient evidence that the population mean number of hours usually worked differs by belief in life after death since the p-value is greater than 0.05.</w:t>
+              <w:lastRenderedPageBreak/>
+              <w:t>There is no statistically significant difference in the mean number of hours usually worked between respondents who believe in life after death and those who do not since the p-value is greater than 0.05.</w:t>
             </w:r>
           </w:p>
         </w:tc>
@@ -806,7 +811,6 @@
         <w:pStyle w:val="numberingqs"/>
       </w:pPr>
       <w:r>
-        <w:lastRenderedPageBreak/>
         <w:t>First, recode “</w:t>
       </w:r>
       <w:r>
@@ -966,7 +970,6 @@
           <w:p>
             <w:pPr>
               <w:widowControl w:val="0"/>
-              <w:spacing w:after="0"/>
               <w:jc w:val="center"/>
             </w:pPr>
             <w:r>
@@ -996,7 +999,6 @@
           <w:p>
             <w:pPr>
               <w:widowControl w:val="0"/>
-              <w:spacing w:after="0"/>
               <w:rPr>
                 <w:iCs/>
               </w:rPr>
@@ -1033,7 +1035,6 @@
           <w:p>
             <w:pPr>
               <w:widowControl w:val="0"/>
-              <w:spacing w:after="0"/>
               <w:rPr>
                 <w:iCs/>
               </w:rPr>
@@ -1108,7 +1109,6 @@
           <w:p>
             <w:pPr>
               <w:widowControl w:val="0"/>
-              <w:spacing w:after="0"/>
               <w:rPr>
                 <w:iCs/>
               </w:rPr>
@@ -1183,7 +1183,6 @@
           <w:p>
             <w:pPr>
               <w:widowControl w:val="0"/>
-              <w:spacing w:after="0"/>
               <w:rPr>
                 <w:iCs/>
               </w:rPr>
@@ -1326,7 +1325,6 @@
           <w:p>
             <w:pPr>
               <w:widowControl w:val="0"/>
-              <w:spacing w:after="0"/>
             </w:pPr>
             <w:r>
               <w:rPr>
@@ -1355,7 +1353,6 @@
           <w:p>
             <w:pPr>
               <w:widowControl w:val="0"/>
-              <w:spacing w:after="0"/>
               <w:rPr>
                 <w:iCs/>
               </w:rPr>
@@ -1415,7 +1412,6 @@
           <w:p>
             <w:pPr>
               <w:widowControl w:val="0"/>
-              <w:spacing w:after="0"/>
             </w:pPr>
             <w:r>
               <w:rPr>
@@ -1444,7 +1440,6 @@
           <w:p>
             <w:pPr>
               <w:widowControl w:val="0"/>
-              <w:spacing w:after="0"/>
             </w:pPr>
             <w:r>
               <w:rPr>
@@ -1513,7 +1508,6 @@
           <w:p>
             <w:pPr>
               <w:widowControl w:val="0"/>
-              <w:spacing w:after="0"/>
             </w:pPr>
             <w:r>
               <w:rPr>
@@ -1540,9 +1534,6 @@
             </w:tcMar>
           </w:tcPr>
           <w:p>
-            <w:pPr>
-              <w:spacing w:after="0"/>
-            </w:pPr>
             <w:r>
               <w:rPr>
                 <w:shd w:val="clear" w:color="auto" w:fill="FFFFFF"/>
@@ -1571,7 +1562,19 @@
               <w:rPr>
                 <w:iCs/>
               </w:rPr>
-              <w:t xml:space="preserve">espondents' education in </w:t>
+              <w:t>espondents</w:t>
+            </w:r>
+            <w:r>
+              <w:rPr>
+                <w:iCs/>
+              </w:rPr>
+              <w:t>’</w:t>
+            </w:r>
+            <w:r>
+              <w:rPr>
+                <w:iCs/>
+              </w:rPr>
+              <w:t xml:space="preserve"> education in </w:t>
             </w:r>
             <w:r>
               <w:t>years variable shows</w:t>
@@ -1698,7 +1701,6 @@
           <w:p>
             <w:pPr>
               <w:widowControl w:val="0"/>
-              <w:spacing w:after="0"/>
             </w:pPr>
             <w:r>
               <w:rPr>
@@ -1727,7 +1729,6 @@
           <w:p>
             <w:pPr>
               <w:widowControl w:val="0"/>
-              <w:spacing w:after="0"/>
               <w:rPr>
                 <w:iCs/>
               </w:rPr>
@@ -1792,7 +1793,6 @@
           <w:p>
             <w:pPr>
               <w:widowControl w:val="0"/>
-              <w:spacing w:after="0"/>
               <w:rPr>
                 <w:iCs/>
               </w:rPr>
@@ -1830,12 +1830,12 @@
           <w:p>
             <w:pPr>
               <w:widowControl w:val="0"/>
-              <w:spacing w:after="0"/>
             </w:pPr>
             <w:r>
               <w:rPr>
                 <w:b/>
               </w:rPr>
+              <w:lastRenderedPageBreak/>
               <w:t>Table:</w:t>
             </w:r>
           </w:p>
@@ -1859,17 +1859,16 @@
           <w:p>
             <w:pPr>
               <w:widowControl w:val="0"/>
-              <w:spacing w:after="0"/>
             </w:pPr>
             <w:r>
               <w:rPr>
                 <w:noProof/>
               </w:rPr>
               <w:drawing>
-                <wp:inline distT="0" distB="0" distL="0" distR="0" wp14:anchorId="00FF0E73" wp14:editId="53DA0DCB">
-                  <wp:extent cx="4732020" cy="673735"/>
+                <wp:inline distT="0" distB="0" distL="0" distR="0" wp14:anchorId="77B3B721" wp14:editId="55A11834">
+                  <wp:extent cx="4732020" cy="716915"/>
                   <wp:effectExtent l="0" t="0" r="5080" b="0"/>
-                  <wp:docPr id="649956104" name="Picture 1"/>
+                  <wp:docPr id="281712690" name="Picture 1"/>
                   <wp:cNvGraphicFramePr>
                     <a:graphicFrameLocks xmlns:a="http://schemas.openxmlformats.org/drawingml/2006/main" noChangeAspect="1"/>
                   </wp:cNvGraphicFramePr>
@@ -1877,11 +1876,17 @@
                     <a:graphicData uri="http://schemas.openxmlformats.org/drawingml/2006/picture">
                       <pic:pic xmlns:pic="http://schemas.openxmlformats.org/drawingml/2006/picture">
                         <pic:nvPicPr>
-                          <pic:cNvPr id="649956104" name=""/>
+                          <pic:cNvPr id="281712690" name="Picture 281712690"/>
                           <pic:cNvPicPr/>
                         </pic:nvPicPr>
                         <pic:blipFill>
-                          <a:blip r:embed="rId12"/>
+                          <a:blip r:embed="rId12" cstate="print">
+                            <a:extLst>
+                              <a:ext uri="{28A0092B-C50C-407E-A947-70E740481C1C}">
+                                <a14:useLocalDpi xmlns:a14="http://schemas.microsoft.com/office/drawing/2010/main" val="0"/>
+                              </a:ext>
+                            </a:extLst>
+                          </a:blip>
                           <a:stretch>
                             <a:fillRect/>
                           </a:stretch>
@@ -1889,7 +1894,7 @@
                         <pic:spPr>
                           <a:xfrm>
                             <a:off x="0" y="0"/>
-                            <a:ext cx="4732020" cy="673735"/>
+                            <a:ext cx="4732020" cy="716915"/>
                           </a:xfrm>
                           <a:prstGeom prst="rect">
                             <a:avLst/>
@@ -1928,13 +1933,11 @@
           <w:p>
             <w:pPr>
               <w:widowControl w:val="0"/>
-              <w:spacing w:after="0"/>
             </w:pPr>
             <w:r>
               <w:rPr>
                 <w:b/>
               </w:rPr>
-              <w:lastRenderedPageBreak/>
               <w:t>Interpretation:</w:t>
             </w:r>
           </w:p>
@@ -1958,27 +1961,40 @@
           <w:p>
             <w:pPr>
               <w:pStyle w:val="NormalWeb"/>
-              <w:spacing w:before="0" w:beforeAutospacing="0" w:after="0" w:afterAutospacing="0"/>
+              <w:rPr>
+                <w:rFonts w:ascii="Arial" w:hAnsi="Arial" w:cs="Arial"/>
+                <w:color w:val="000000"/>
+              </w:rPr>
             </w:pPr>
             <w:r>
               <w:rPr>
                 <w:rFonts w:ascii="Arial" w:hAnsi="Arial" w:cs="Arial"/>
                 <w:color w:val="000000"/>
               </w:rPr>
-              <w:t>The mean television screen time is 3.85 hours for respondents with a low education level and 2.75 hours for respondents with a high education level. </w:t>
+              <w:t>T</w:t>
+            </w:r>
+            <w:r>
+              <w:rPr>
+                <w:rFonts w:ascii="Arial" w:hAnsi="Arial" w:cs="Arial"/>
+                <w:color w:val="000000"/>
+              </w:rPr>
+              <w:t>he mean television screen time for respondents with a low education level is 3.85 hours, while the mean television screen time for respondents with a high education level is 2.75 hours.</w:t>
             </w:r>
           </w:p>
           <w:p>
             <w:pPr>
               <w:pStyle w:val="NormalWeb"/>
-              <w:spacing w:before="200" w:beforeAutospacing="0" w:after="0" w:afterAutospacing="0"/>
+              <w:rPr>
+                <w:rFonts w:ascii="Arial" w:hAnsi="Arial" w:cs="Arial"/>
+                <w:color w:val="000000"/>
+              </w:rPr>
             </w:pPr>
             <w:r>
               <w:rPr>
                 <w:rFonts w:ascii="Arial" w:hAnsi="Arial" w:cs="Arial"/>
                 <w:color w:val="000000"/>
               </w:rPr>
-              <w:t>Mean television screen time differs by respondents’ recoded education level in a statistically significant way since the p-value is less than 0.05.</w:t>
+              <w:t>There is a statistically significant difference in mean television screen time between respondents with low and high education levels since the p-value is less than 0.05</w:t>
             </w:r>
           </w:p>
         </w:tc>
@@ -10372,15 +10388,15 @@
   <w:style w:type="paragraph" w:default="1" w:styleId="Normal">
     <w:name w:val="Normal"/>
     <w:qFormat/>
-    <w:rsid w:val="002B5F67"/>
+    <w:rsid w:val="00D95E12"/>
     <w:pPr>
-      <w:spacing w:after="120" w:line="240" w:lineRule="auto"/>
+      <w:spacing w:after="0" w:line="240" w:lineRule="auto"/>
     </w:pPr>
     <w:rPr>
-      <w:rFonts w:ascii="Arial" w:eastAsia="Arial" w:hAnsi="Arial" w:cs="Arial"/>
-      <w:color w:val="000000" w:themeColor="text1"/>
+      <w:rFonts w:ascii="Times New Roman" w:eastAsia="Times New Roman" w:hAnsi="Times New Roman" w:cs="Times New Roman"/>
       <w:sz w:val="24"/>
       <w:szCs w:val="24"/>
+      <w:lang w:val="en-US"/>
     </w:rPr>
   </w:style>
   <w:style w:type="paragraph" w:styleId="Heading1">
@@ -10394,14 +10410,18 @@
     <w:pPr>
       <w:keepNext/>
       <w:keepLines/>
+      <w:spacing w:after="120"/>
       <w:ind w:left="2880" w:hanging="2970"/>
       <w:jc w:val="center"/>
       <w:outlineLvl w:val="0"/>
     </w:pPr>
     <w:rPr>
+      <w:rFonts w:ascii="Arial" w:eastAsia="Arial" w:hAnsi="Arial" w:cs="Arial"/>
       <w:b/>
       <w:bCs/>
+      <w:color w:val="000000" w:themeColor="text1"/>
       <w:sz w:val="28"/>
+      <w:lang w:val="en"/>
     </w:rPr>
   </w:style>
   <w:style w:type="paragraph" w:styleId="Heading2">
@@ -10416,12 +10436,16 @@
     <w:pPr>
       <w:keepNext/>
       <w:keepLines/>
+      <w:spacing w:after="120"/>
       <w:ind w:left="2880" w:hanging="2880"/>
       <w:outlineLvl w:val="1"/>
     </w:pPr>
     <w:rPr>
+      <w:rFonts w:ascii="Arial" w:eastAsia="Arial" w:hAnsi="Arial" w:cs="Arial"/>
       <w:b/>
       <w:bCs/>
+      <w:color w:val="000000" w:themeColor="text1"/>
+      <w:lang w:val="en"/>
     </w:rPr>
   </w:style>
   <w:style w:type="paragraph" w:styleId="Heading3">
@@ -10435,12 +10459,16 @@
     <w:pPr>
       <w:keepNext/>
       <w:keepLines/>
+      <w:spacing w:after="120"/>
       <w:ind w:left="2880" w:hanging="2606"/>
       <w:outlineLvl w:val="2"/>
     </w:pPr>
     <w:rPr>
+      <w:rFonts w:ascii="Arial" w:eastAsia="Arial" w:hAnsi="Arial" w:cs="Arial"/>
       <w:b/>
       <w:bCs/>
+      <w:color w:val="000000" w:themeColor="text1"/>
+      <w:lang w:val="en"/>
     </w:rPr>
   </w:style>
   <w:style w:type="paragraph" w:styleId="Heading4">
@@ -10454,12 +10482,16 @@
     <w:pPr>
       <w:keepNext/>
       <w:keepLines/>
+      <w:spacing w:after="120"/>
       <w:ind w:left="432"/>
       <w:outlineLvl w:val="3"/>
     </w:pPr>
     <w:rPr>
+      <w:rFonts w:ascii="Arial" w:eastAsia="Arial" w:hAnsi="Arial" w:cs="Arial"/>
       <w:b/>
       <w:bCs/>
+      <w:color w:val="000000" w:themeColor="text1"/>
+      <w:lang w:val="en"/>
     </w:rPr>
   </w:style>
   <w:style w:type="paragraph" w:styleId="Heading5">
@@ -10473,12 +10505,16 @@
     <w:pPr>
       <w:keepNext/>
       <w:keepLines/>
+      <w:spacing w:after="120"/>
       <w:ind w:left="576"/>
       <w:outlineLvl w:val="4"/>
     </w:pPr>
     <w:rPr>
+      <w:rFonts w:ascii="Arial" w:eastAsia="Arial" w:hAnsi="Arial" w:cs="Arial"/>
       <w:b/>
       <w:bCs/>
+      <w:color w:val="000000" w:themeColor="text1"/>
+      <w:lang w:val="en"/>
     </w:rPr>
   </w:style>
   <w:style w:type="paragraph" w:styleId="Heading6">
@@ -10495,16 +10531,18 @@
       <w:outlineLvl w:val="5"/>
     </w:pPr>
     <w:rPr>
+      <w:rFonts w:ascii="Arial" w:eastAsia="Arial" w:hAnsi="Arial" w:cs="Arial"/>
       <w:b/>
       <w:bCs/>
+      <w:color w:val="000000" w:themeColor="text1"/>
       <w:sz w:val="20"/>
       <w:szCs w:val="20"/>
+      <w:lang w:val="en"/>
     </w:rPr>
   </w:style>
   <w:style w:type="character" w:default="1" w:styleId="DefaultParagraphFont">
     <w:name w:val="Default Paragraph Font"/>
     <w:uiPriority w:val="1"/>
-    <w:semiHidden/>
     <w:unhideWhenUsed/>
   </w:style>
   <w:style w:type="table" w:default="1" w:styleId="TableNormal">
@@ -10554,10 +10592,13 @@
       <w:spacing w:after="840"/>
     </w:pPr>
     <w:rPr>
+      <w:rFonts w:ascii="Arial" w:eastAsia="Arial" w:hAnsi="Arial" w:cs="Arial"/>
       <w:b/>
       <w:bCs/>
+      <w:color w:val="000000" w:themeColor="text1"/>
       <w:sz w:val="28"/>
       <w:szCs w:val="72"/>
+      <w:lang w:val="en"/>
     </w:rPr>
   </w:style>
   <w:style w:type="table" w:customStyle="1" w:styleId="TableNormal1">
@@ -11520,8 +11561,14 @@
       <w:numPr>
         <w:numId w:val="1"/>
       </w:numPr>
+      <w:spacing w:after="120"/>
       <w:contextualSpacing/>
     </w:pPr>
+    <w:rPr>
+      <w:rFonts w:ascii="Arial" w:eastAsia="Arial" w:hAnsi="Arial" w:cs="Arial"/>
+      <w:color w:val="000000" w:themeColor="text1"/>
+      <w:lang w:val="en"/>
+    </w:rPr>
   </w:style>
   <w:style w:type="paragraph" w:styleId="Footer">
     <w:name w:val="footer"/>
@@ -11535,8 +11582,12 @@
         <w:tab w:val="center" w:pos="4680"/>
         <w:tab w:val="right" w:pos="9360"/>
       </w:tabs>
-      <w:spacing w:after="0"/>
     </w:pPr>
+    <w:rPr>
+      <w:rFonts w:ascii="Arial" w:eastAsia="Arial" w:hAnsi="Arial" w:cs="Arial"/>
+      <w:color w:val="000000" w:themeColor="text1"/>
+      <w:lang w:val="en"/>
+    </w:rPr>
   </w:style>
   <w:style w:type="character" w:customStyle="1" w:styleId="FooterChar">
     <w:name w:val="Footer Char"/>
@@ -11559,11 +11610,6 @@
     <w:pPr>
       <w:spacing w:before="100" w:beforeAutospacing="1" w:after="100" w:afterAutospacing="1"/>
     </w:pPr>
-    <w:rPr>
-      <w:rFonts w:ascii="Times New Roman" w:eastAsia="Times New Roman" w:hAnsi="Times New Roman" w:cs="Times New Roman"/>
-      <w:color w:val="auto"/>
-      <w:lang w:val="en-US"/>
-    </w:rPr>
   </w:style>
   <w:style w:type="paragraph" w:customStyle="1" w:styleId="Normal-centered">
     <w:name w:val="Normal - centered"/>
@@ -11571,8 +11617,14 @@
     <w:qFormat/>
     <w:rsid w:val="005B296E"/>
     <w:pPr>
+      <w:spacing w:after="120"/>
       <w:jc w:val="center"/>
     </w:pPr>
+    <w:rPr>
+      <w:rFonts w:ascii="Arial" w:eastAsia="Arial" w:hAnsi="Arial" w:cs="Arial"/>
+      <w:color w:val="000000" w:themeColor="text1"/>
+      <w:lang w:val="en"/>
+    </w:rPr>
   </w:style>
   <w:style w:type="paragraph" w:customStyle="1" w:styleId="Heading1Left">
     <w:name w:val="Heading 1 + Left"/>
@@ -11591,10 +11643,14 @@
     <w:qFormat/>
     <w:rsid w:val="005B296E"/>
     <w:pPr>
+      <w:spacing w:after="120"/>
       <w:jc w:val="center"/>
     </w:pPr>
     <w:rPr>
+      <w:rFonts w:ascii="Arial" w:eastAsia="Arial" w:hAnsi="Arial" w:cs="Arial"/>
       <w:noProof/>
+      <w:color w:val="000000" w:themeColor="text1"/>
+      <w:lang w:val="en"/>
     </w:rPr>
   </w:style>
   <w:style w:type="character" w:customStyle="1" w:styleId="Heading1Char">
@@ -11648,8 +11704,14 @@
     <w:qFormat/>
     <w:rsid w:val="00741B0A"/>
     <w:pPr>
+      <w:spacing w:after="120"/>
       <w:ind w:left="630"/>
     </w:pPr>
+    <w:rPr>
+      <w:rFonts w:ascii="Arial" w:eastAsia="Arial" w:hAnsi="Arial" w:cs="Arial"/>
+      <w:color w:val="000000" w:themeColor="text1"/>
+      <w:lang w:val="en"/>
+    </w:rPr>
   </w:style>
   <w:style w:type="table" w:customStyle="1" w:styleId="table">
     <w:name w:val="table"/>
@@ -11721,9 +11783,11 @@
     <w:basedOn w:val="Normal"/>
     <w:qFormat/>
     <w:rsid w:val="0001132F"/>
-    <w:pPr>
-      <w:spacing w:after="0"/>
-    </w:pPr>
+    <w:rPr>
+      <w:rFonts w:ascii="Arial" w:eastAsia="Arial" w:hAnsi="Arial" w:cs="Arial"/>
+      <w:color w:val="000000" w:themeColor="text1"/>
+      <w:lang w:val="en"/>
+    </w:rPr>
   </w:style>
   <w:style w:type="paragraph" w:styleId="Revision">
     <w:name w:val="Revision"/>
@@ -11761,10 +11825,14 @@
       <w:numPr>
         <w:numId w:val="2"/>
       </w:numPr>
+      <w:spacing w:after="120"/>
       <w:outlineLvl w:val="1"/>
     </w:pPr>
     <w:rPr>
+      <w:rFonts w:ascii="Arial" w:eastAsia="Arial" w:hAnsi="Arial" w:cs="Arial"/>
       <w:b/>
+      <w:color w:val="000000" w:themeColor="text1"/>
+      <w:lang w:val="en"/>
     </w:rPr>
   </w:style>
   <w:style w:type="paragraph" w:customStyle="1" w:styleId="NumH3">
@@ -11852,8 +11920,12 @@
         <w:tab w:val="center" w:pos="4680"/>
         <w:tab w:val="right" w:pos="9360"/>
       </w:tabs>
-      <w:spacing w:after="0"/>
     </w:pPr>
+    <w:rPr>
+      <w:rFonts w:ascii="Arial" w:eastAsia="Arial" w:hAnsi="Arial" w:cs="Arial"/>
+      <w:color w:val="000000" w:themeColor="text1"/>
+      <w:lang w:val="en"/>
+    </w:rPr>
   </w:style>
   <w:style w:type="character" w:customStyle="1" w:styleId="HeaderChar">
     <w:name w:val="Header Char"/>
@@ -12193,9 +12265,12 @@
         <w:right w:val="nil"/>
         <w:between w:val="nil"/>
       </w:pBdr>
+      <w:spacing w:after="120"/>
     </w:pPr>
     <w:rPr>
+      <w:rFonts w:ascii="Arial" w:eastAsia="Arial" w:hAnsi="Arial" w:cs="Arial"/>
       <w:color w:val="000000"/>
+      <w:lang w:val="en"/>
     </w:rPr>
   </w:style>
   <w:style w:type="paragraph" w:styleId="ListBullet">
@@ -12210,14 +12285,12 @@
       <w:numPr>
         <w:numId w:val="57"/>
       </w:numPr>
-      <w:spacing w:line="276" w:lineRule="auto"/>
+      <w:spacing w:after="120" w:line="276" w:lineRule="auto"/>
       <w:ind w:left="288" w:hanging="288"/>
     </w:pPr>
     <w:rPr>
-      <w:rFonts w:cstheme="minorBidi"/>
-      <w:color w:val="auto"/>
+      <w:rFonts w:ascii="Arial" w:eastAsia="Arial" w:hAnsi="Arial" w:cstheme="minorBidi"/>
       <w:szCs w:val="22"/>
-      <w:lang w:val="en-US"/>
     </w:rPr>
   </w:style>
   <w:style w:type="paragraph" w:customStyle="1" w:styleId="numberingqs">
